--- a/topic3_if/methods/Операторы сранения.docx
+++ b/topic3_if/methods/Операторы сранения.docx
@@ -258,43 +258,39 @@
                 <w:sz w:val="36"/>
                 <w:szCs w:val="36"/>
               </w:rPr>
-              <w:t xml:space="preserve">a </w:t>
-            </w:r>
-            <w:bookmarkStart w:id="0" w:name="_GoBack"/>
-            <w:r>
-              <w:rPr>
-                <w:sz w:val="36"/>
-                <w:szCs w:val="36"/>
-              </w:rPr>
-              <w:t>==</w:t>
-            </w:r>
-            <w:bookmarkEnd w:id="0"/>
-            <w:r>
-              <w:rPr>
-                <w:sz w:val="36"/>
-                <w:szCs w:val="36"/>
-              </w:rPr>
-              <w:t xml:space="preserve"> b</w:t>
-            </w:r>
-          </w:p>
-        </w:tc>
-        <w:tc>
-          <w:tcPr>
-            <w:tcW w:w="0" w:type="auto"/>
-            <w:vAlign w:val="center"/>
-          </w:tcPr>
-          <w:p>
-            <w:pPr>
-              <w:jc w:val="center"/>
-              <w:rPr>
-                <w:sz w:val="36"/>
-                <w:szCs w:val="36"/>
-              </w:rPr>
-            </w:pPr>
-            <w:r>
-              <w:rPr>
-                <w:sz w:val="36"/>
-                <w:szCs w:val="36"/>
+              <w:t>a == b</w:t>
+            </w:r>
+          </w:p>
+        </w:tc>
+        <w:tc>
+          <w:tcPr>
+            <w:tcW w:w="0" w:type="auto"/>
+            <w:vAlign w:val="center"/>
+          </w:tcPr>
+          <w:p>
+            <w:pPr>
+              <w:jc w:val="center"/>
+              <w:rPr>
+                <w:color w:val="FFFFFF" w:themeColor="background1"/>
+                <w:sz w:val="36"/>
+                <w:szCs w:val="36"/>
+                <w14:textFill>
+                  <w14:solidFill>
+                    <w14:schemeClr w14:val="bg1"/>
+                  </w14:solidFill>
+                </w14:textFill>
+              </w:rPr>
+            </w:pPr>
+            <w:r>
+              <w:rPr>
+                <w:color w:val="FFFFFF" w:themeColor="background1"/>
+                <w:sz w:val="36"/>
+                <w:szCs w:val="36"/>
+                <w14:textFill>
+                  <w14:solidFill>
+                    <w14:schemeClr w14:val="bg1"/>
+                  </w14:solidFill>
+                </w14:textFill>
               </w:rPr>
               <w:t>False</w:t>
             </w:r>
@@ -410,14 +406,26 @@
             <w:pPr>
               <w:jc w:val="center"/>
               <w:rPr>
-                <w:sz w:val="36"/>
-                <w:szCs w:val="36"/>
-              </w:rPr>
-            </w:pPr>
-            <w:r>
-              <w:rPr>
-                <w:sz w:val="36"/>
-                <w:szCs w:val="36"/>
+                <w:color w:val="FFFFFF" w:themeColor="background1"/>
+                <w:sz w:val="36"/>
+                <w:szCs w:val="36"/>
+                <w14:textFill>
+                  <w14:solidFill>
+                    <w14:schemeClr w14:val="bg1"/>
+                  </w14:solidFill>
+                </w14:textFill>
+              </w:rPr>
+            </w:pPr>
+            <w:r>
+              <w:rPr>
+                <w:color w:val="FFFFFF" w:themeColor="background1"/>
+                <w:sz w:val="36"/>
+                <w:szCs w:val="36"/>
+                <w14:textFill>
+                  <w14:solidFill>
+                    <w14:schemeClr w14:val="bg1"/>
+                  </w14:solidFill>
+                </w14:textFill>
               </w:rPr>
               <w:t>True</w:t>
             </w:r>
@@ -533,14 +541,26 @@
             <w:pPr>
               <w:jc w:val="center"/>
               <w:rPr>
-                <w:sz w:val="36"/>
-                <w:szCs w:val="36"/>
-              </w:rPr>
-            </w:pPr>
-            <w:r>
-              <w:rPr>
-                <w:sz w:val="36"/>
-                <w:szCs w:val="36"/>
+                <w:color w:val="FFFFFF" w:themeColor="background1"/>
+                <w:sz w:val="36"/>
+                <w:szCs w:val="36"/>
+                <w14:textFill>
+                  <w14:solidFill>
+                    <w14:schemeClr w14:val="bg1"/>
+                  </w14:solidFill>
+                </w14:textFill>
+              </w:rPr>
+            </w:pPr>
+            <w:r>
+              <w:rPr>
+                <w:color w:val="FFFFFF" w:themeColor="background1"/>
+                <w:sz w:val="36"/>
+                <w:szCs w:val="36"/>
+                <w14:textFill>
+                  <w14:solidFill>
+                    <w14:schemeClr w14:val="bg1"/>
+                  </w14:solidFill>
+                </w14:textFill>
               </w:rPr>
               <w:t>True</w:t>
             </w:r>
@@ -656,14 +676,26 @@
             <w:pPr>
               <w:jc w:val="center"/>
               <w:rPr>
-                <w:sz w:val="36"/>
-                <w:szCs w:val="36"/>
-              </w:rPr>
-            </w:pPr>
-            <w:r>
-              <w:rPr>
-                <w:sz w:val="36"/>
-                <w:szCs w:val="36"/>
+                <w:color w:val="FFFFFF" w:themeColor="background1"/>
+                <w:sz w:val="36"/>
+                <w:szCs w:val="36"/>
+                <w14:textFill>
+                  <w14:solidFill>
+                    <w14:schemeClr w14:val="bg1"/>
+                  </w14:solidFill>
+                </w14:textFill>
+              </w:rPr>
+            </w:pPr>
+            <w:r>
+              <w:rPr>
+                <w:color w:val="FFFFFF" w:themeColor="background1"/>
+                <w:sz w:val="36"/>
+                <w:szCs w:val="36"/>
+                <w14:textFill>
+                  <w14:solidFill>
+                    <w14:schemeClr w14:val="bg1"/>
+                  </w14:solidFill>
+                </w14:textFill>
               </w:rPr>
               <w:t>False</w:t>
             </w:r>
@@ -779,14 +811,26 @@
             <w:pPr>
               <w:jc w:val="center"/>
               <w:rPr>
-                <w:sz w:val="36"/>
-                <w:szCs w:val="36"/>
-              </w:rPr>
-            </w:pPr>
-            <w:r>
-              <w:rPr>
-                <w:sz w:val="36"/>
-                <w:szCs w:val="36"/>
+                <w:color w:val="FFFFFF" w:themeColor="background1"/>
+                <w:sz w:val="36"/>
+                <w:szCs w:val="36"/>
+                <w14:textFill>
+                  <w14:solidFill>
+                    <w14:schemeClr w14:val="bg1"/>
+                  </w14:solidFill>
+                </w14:textFill>
+              </w:rPr>
+            </w:pPr>
+            <w:r>
+              <w:rPr>
+                <w:color w:val="FFFFFF" w:themeColor="background1"/>
+                <w:sz w:val="36"/>
+                <w:szCs w:val="36"/>
+                <w14:textFill>
+                  <w14:solidFill>
+                    <w14:schemeClr w14:val="bg1"/>
+                  </w14:solidFill>
+                </w14:textFill>
               </w:rPr>
               <w:t>True</w:t>
             </w:r>
@@ -902,14 +946,26 @@
             <w:pPr>
               <w:jc w:val="center"/>
               <w:rPr>
-                <w:sz w:val="36"/>
-                <w:szCs w:val="36"/>
-              </w:rPr>
-            </w:pPr>
-            <w:r>
-              <w:rPr>
-                <w:sz w:val="36"/>
-                <w:szCs w:val="36"/>
+                <w:color w:val="FFFFFF" w:themeColor="background1"/>
+                <w:sz w:val="36"/>
+                <w:szCs w:val="36"/>
+                <w14:textFill>
+                  <w14:solidFill>
+                    <w14:schemeClr w14:val="bg1"/>
+                  </w14:solidFill>
+                </w14:textFill>
+              </w:rPr>
+            </w:pPr>
+            <w:r>
+              <w:rPr>
+                <w:color w:val="FFFFFF" w:themeColor="background1"/>
+                <w:sz w:val="36"/>
+                <w:szCs w:val="36"/>
+                <w14:textFill>
+                  <w14:solidFill>
+                    <w14:schemeClr w14:val="bg1"/>
+                  </w14:solidFill>
+                </w14:textFill>
               </w:rPr>
               <w:t>False</w:t>
             </w:r>
@@ -1014,6 +1070,53 @@
         </w:rPr>
         <w:t>А, Б, В, Г, Д, Е, Ж, З, И, Й, К, Л, М, Н, О, П, Р, С, Т, У, Ф, Х, Ц, Ч, Ш, Щ, Ъ, Ы, Ь, Э, Ю, Я, а, б, в, г, д, е, ж, з, и, й, к, л, м, н, о, п, р, с, т, у, ф, х, ц, ч, ш, щ, ъ, ы, ь, э, ю, я, Ё, ё</w:t>
       </w:r>
+    </w:p>
+    <w:p>
+      <w:pPr>
+        <w:rPr>
+          <w:sz w:val="32"/>
+          <w:szCs w:val="32"/>
+        </w:rPr>
+      </w:pPr>
+    </w:p>
+    <w:p>
+      <w:pPr>
+        <w:rPr>
+          <w:rFonts w:hint="default"/>
+          <w:sz w:val="32"/>
+          <w:szCs w:val="32"/>
+          <w:lang w:val="ru-RU"/>
+        </w:rPr>
+      </w:pPr>
+      <w:r>
+        <w:rPr>
+          <w:sz w:val="32"/>
+          <w:szCs w:val="32"/>
+          <w:lang w:val="ru-RU"/>
+        </w:rPr>
+        <w:t>Погода</w:t>
+      </w:r>
+      <w:r>
+        <w:rPr>
+          <w:rFonts w:hint="default"/>
+          <w:sz w:val="32"/>
+          <w:szCs w:val="32"/>
+          <w:lang w:val="ru-RU"/>
+        </w:rPr>
+        <w:t xml:space="preserve"> наше все</w:t>
+      </w:r>
+    </w:p>
+    <w:p>
+      <w:pPr>
+        <w:rPr>
+          <w:rFonts w:hint="default"/>
+          <w:sz w:val="32"/>
+          <w:szCs w:val="32"/>
+          <w:lang w:val="ru-RU"/>
+        </w:rPr>
+      </w:pPr>
+      <w:bookmarkStart w:id="0" w:name="_GoBack"/>
+      <w:bookmarkEnd w:id="0"/>
     </w:p>
     <w:p/>
     <w:sectPr>
@@ -1237,107 +1340,9 @@
     <w:lsdException w:uiPriority="99" w:name="Balloon Text"/>
     <w:lsdException w:unhideWhenUsed="0" w:uiPriority="39" w:semiHidden="0" w:name="Table Grid"/>
     <w:lsdException w:uiPriority="99" w:name="Table Theme"/>
-    <w:lsdException w:unhideWhenUsed="0" w:uiPriority="60" w:semiHidden="0" w:name="Light Shading"/>
-    <w:lsdException w:unhideWhenUsed="0" w:uiPriority="61" w:semiHidden="0" w:name="Light List"/>
-    <w:lsdException w:unhideWhenUsed="0" w:uiPriority="62" w:semiHidden="0" w:name="Light Grid"/>
-    <w:lsdException w:unhideWhenUsed="0" w:uiPriority="63" w:semiHidden="0" w:name="Medium Shading 1"/>
-    <w:lsdException w:unhideWhenUsed="0" w:uiPriority="64" w:semiHidden="0" w:name="Medium Shading 2"/>
-    <w:lsdException w:unhideWhenUsed="0" w:uiPriority="65" w:semiHidden="0" w:name="Medium List 1"/>
-    <w:lsdException w:unhideWhenUsed="0" w:uiPriority="66" w:semiHidden="0" w:name="Medium List 2"/>
-    <w:lsdException w:unhideWhenUsed="0" w:uiPriority="67" w:semiHidden="0" w:name="Medium Grid 1"/>
-    <w:lsdException w:unhideWhenUsed="0" w:uiPriority="68" w:semiHidden="0" w:name="Medium Grid 2"/>
-    <w:lsdException w:unhideWhenUsed="0" w:uiPriority="69" w:semiHidden="0" w:name="Medium Grid 3"/>
-    <w:lsdException w:unhideWhenUsed="0" w:uiPriority="70" w:semiHidden="0" w:name="Dark List"/>
-    <w:lsdException w:unhideWhenUsed="0" w:uiPriority="71" w:semiHidden="0" w:name="Colorful Shading"/>
-    <w:lsdException w:unhideWhenUsed="0" w:uiPriority="72" w:semiHidden="0" w:name="Colorful List"/>
-    <w:lsdException w:unhideWhenUsed="0" w:uiPriority="73" w:semiHidden="0" w:name="Colorful Grid"/>
-    <w:lsdException w:unhideWhenUsed="0" w:uiPriority="60" w:semiHidden="0" w:name="Light Shading Accent 1"/>
-    <w:lsdException w:unhideWhenUsed="0" w:uiPriority="61" w:semiHidden="0" w:name="Light List Accent 1"/>
-    <w:lsdException w:unhideWhenUsed="0" w:uiPriority="62" w:semiHidden="0" w:name="Light Grid Accent 1"/>
-    <w:lsdException w:unhideWhenUsed="0" w:uiPriority="63" w:semiHidden="0" w:name="Medium Shading 1 Accent 1"/>
-    <w:lsdException w:unhideWhenUsed="0" w:uiPriority="64" w:semiHidden="0" w:name="Medium Shading 2 Accent 1"/>
-    <w:lsdException w:unhideWhenUsed="0" w:uiPriority="65" w:semiHidden="0" w:name="Medium List 1 Accent 1"/>
     <w:lsdException w:qFormat="1" w:unhideWhenUsed="0" w:uiPriority="34" w:semiHidden="0" w:name="List Paragraph"/>
     <w:lsdException w:qFormat="1" w:unhideWhenUsed="0" w:uiPriority="29" w:semiHidden="0" w:name="Quote"/>
     <w:lsdException w:qFormat="1" w:unhideWhenUsed="0" w:uiPriority="30" w:semiHidden="0" w:name="Intense Quote"/>
-    <w:lsdException w:unhideWhenUsed="0" w:uiPriority="66" w:semiHidden="0" w:name="Medium List 2 Accent 1"/>
-    <w:lsdException w:unhideWhenUsed="0" w:uiPriority="67" w:semiHidden="0" w:name="Medium Grid 1 Accent 1"/>
-    <w:lsdException w:unhideWhenUsed="0" w:uiPriority="68" w:semiHidden="0" w:name="Medium Grid 2 Accent 1"/>
-    <w:lsdException w:unhideWhenUsed="0" w:uiPriority="69" w:semiHidden="0" w:name="Medium Grid 3 Accent 1"/>
-    <w:lsdException w:unhideWhenUsed="0" w:uiPriority="70" w:semiHidden="0" w:name="Dark List Accent 1"/>
-    <w:lsdException w:unhideWhenUsed="0" w:uiPriority="71" w:semiHidden="0" w:name="Colorful Shading Accent 1"/>
-    <w:lsdException w:unhideWhenUsed="0" w:uiPriority="72" w:semiHidden="0" w:name="Colorful List Accent 1"/>
-    <w:lsdException w:unhideWhenUsed="0" w:uiPriority="73" w:semiHidden="0" w:name="Colorful Grid Accent 1"/>
-    <w:lsdException w:unhideWhenUsed="0" w:uiPriority="60" w:semiHidden="0" w:name="Light Shading Accent 2"/>
-    <w:lsdException w:unhideWhenUsed="0" w:uiPriority="61" w:semiHidden="0" w:name="Light List Accent 2"/>
-    <w:lsdException w:unhideWhenUsed="0" w:uiPriority="62" w:semiHidden="0" w:name="Light Grid Accent 2"/>
-    <w:lsdException w:unhideWhenUsed="0" w:uiPriority="63" w:semiHidden="0" w:name="Medium Shading 1 Accent 2"/>
-    <w:lsdException w:unhideWhenUsed="0" w:uiPriority="64" w:semiHidden="0" w:name="Medium Shading 2 Accent 2"/>
-    <w:lsdException w:unhideWhenUsed="0" w:uiPriority="65" w:semiHidden="0" w:name="Medium List 1 Accent 2"/>
-    <w:lsdException w:unhideWhenUsed="0" w:uiPriority="66" w:semiHidden="0" w:name="Medium List 2 Accent 2"/>
-    <w:lsdException w:unhideWhenUsed="0" w:uiPriority="67" w:semiHidden="0" w:name="Medium Grid 1 Accent 2"/>
-    <w:lsdException w:unhideWhenUsed="0" w:uiPriority="68" w:semiHidden="0" w:name="Medium Grid 2 Accent 2"/>
-    <w:lsdException w:unhideWhenUsed="0" w:uiPriority="69" w:semiHidden="0" w:name="Medium Grid 3 Accent 2"/>
-    <w:lsdException w:unhideWhenUsed="0" w:uiPriority="70" w:semiHidden="0" w:name="Dark List Accent 2"/>
-    <w:lsdException w:unhideWhenUsed="0" w:uiPriority="71" w:semiHidden="0" w:name="Colorful Shading Accent 2"/>
-    <w:lsdException w:unhideWhenUsed="0" w:uiPriority="72" w:semiHidden="0" w:name="Colorful List Accent 2"/>
-    <w:lsdException w:unhideWhenUsed="0" w:uiPriority="73" w:semiHidden="0" w:name="Colorful Grid Accent 2"/>
-    <w:lsdException w:unhideWhenUsed="0" w:uiPriority="60" w:semiHidden="0" w:name="Light Shading Accent 3"/>
-    <w:lsdException w:unhideWhenUsed="0" w:uiPriority="61" w:semiHidden="0" w:name="Light List Accent 3"/>
-    <w:lsdException w:unhideWhenUsed="0" w:uiPriority="62" w:semiHidden="0" w:name="Light Grid Accent 3"/>
-    <w:lsdException w:unhideWhenUsed="0" w:uiPriority="63" w:semiHidden="0" w:name="Medium Shading 1 Accent 3"/>
-    <w:lsdException w:unhideWhenUsed="0" w:uiPriority="64" w:semiHidden="0" w:name="Medium Shading 2 Accent 3"/>
-    <w:lsdException w:unhideWhenUsed="0" w:uiPriority="65" w:semiHidden="0" w:name="Medium List 1 Accent 3"/>
-    <w:lsdException w:unhideWhenUsed="0" w:uiPriority="66" w:semiHidden="0" w:name="Medium List 2 Accent 3"/>
-    <w:lsdException w:unhideWhenUsed="0" w:uiPriority="67" w:semiHidden="0" w:name="Medium Grid 1 Accent 3"/>
-    <w:lsdException w:unhideWhenUsed="0" w:uiPriority="68" w:semiHidden="0" w:name="Medium Grid 2 Accent 3"/>
-    <w:lsdException w:unhideWhenUsed="0" w:uiPriority="69" w:semiHidden="0" w:name="Medium Grid 3 Accent 3"/>
-    <w:lsdException w:unhideWhenUsed="0" w:uiPriority="70" w:semiHidden="0" w:name="Dark List Accent 3"/>
-    <w:lsdException w:unhideWhenUsed="0" w:uiPriority="71" w:semiHidden="0" w:name="Colorful Shading Accent 3"/>
-    <w:lsdException w:unhideWhenUsed="0" w:uiPriority="72" w:semiHidden="0" w:name="Colorful List Accent 3"/>
-    <w:lsdException w:unhideWhenUsed="0" w:uiPriority="73" w:semiHidden="0" w:name="Colorful Grid Accent 3"/>
-    <w:lsdException w:unhideWhenUsed="0" w:uiPriority="60" w:semiHidden="0" w:name="Light Shading Accent 4"/>
-    <w:lsdException w:unhideWhenUsed="0" w:uiPriority="61" w:semiHidden="0" w:name="Light List Accent 4"/>
-    <w:lsdException w:unhideWhenUsed="0" w:uiPriority="62" w:semiHidden="0" w:name="Light Grid Accent 4"/>
-    <w:lsdException w:unhideWhenUsed="0" w:uiPriority="63" w:semiHidden="0" w:name="Medium Shading 1 Accent 4"/>
-    <w:lsdException w:unhideWhenUsed="0" w:uiPriority="64" w:semiHidden="0" w:name="Medium Shading 2 Accent 4"/>
-    <w:lsdException w:unhideWhenUsed="0" w:uiPriority="65" w:semiHidden="0" w:name="Medium List 1 Accent 4"/>
-    <w:lsdException w:unhideWhenUsed="0" w:uiPriority="66" w:semiHidden="0" w:name="Medium List 2 Accent 4"/>
-    <w:lsdException w:unhideWhenUsed="0" w:uiPriority="67" w:semiHidden="0" w:name="Medium Grid 1 Accent 4"/>
-    <w:lsdException w:unhideWhenUsed="0" w:uiPriority="68" w:semiHidden="0" w:name="Medium Grid 2 Accent 4"/>
-    <w:lsdException w:unhideWhenUsed="0" w:uiPriority="69" w:semiHidden="0" w:name="Medium Grid 3 Accent 4"/>
-    <w:lsdException w:unhideWhenUsed="0" w:uiPriority="70" w:semiHidden="0" w:name="Dark List Accent 4"/>
-    <w:lsdException w:unhideWhenUsed="0" w:uiPriority="71" w:semiHidden="0" w:name="Colorful Shading Accent 4"/>
-    <w:lsdException w:unhideWhenUsed="0" w:uiPriority="72" w:semiHidden="0" w:name="Colorful List Accent 4"/>
-    <w:lsdException w:unhideWhenUsed="0" w:uiPriority="73" w:semiHidden="0" w:name="Colorful Grid Accent 4"/>
-    <w:lsdException w:unhideWhenUsed="0" w:uiPriority="60" w:semiHidden="0" w:name="Light Shading Accent 5"/>
-    <w:lsdException w:unhideWhenUsed="0" w:uiPriority="61" w:semiHidden="0" w:name="Light List Accent 5"/>
-    <w:lsdException w:unhideWhenUsed="0" w:uiPriority="62" w:semiHidden="0" w:name="Light Grid Accent 5"/>
-    <w:lsdException w:unhideWhenUsed="0" w:uiPriority="63" w:semiHidden="0" w:name="Medium Shading 1 Accent 5"/>
-    <w:lsdException w:unhideWhenUsed="0" w:uiPriority="64" w:semiHidden="0" w:name="Medium Shading 2 Accent 5"/>
-    <w:lsdException w:unhideWhenUsed="0" w:uiPriority="65" w:semiHidden="0" w:name="Medium List 1 Accent 5"/>
-    <w:lsdException w:unhideWhenUsed="0" w:uiPriority="66" w:semiHidden="0" w:name="Medium List 2 Accent 5"/>
-    <w:lsdException w:unhideWhenUsed="0" w:uiPriority="67" w:semiHidden="0" w:name="Medium Grid 1 Accent 5"/>
-    <w:lsdException w:unhideWhenUsed="0" w:uiPriority="68" w:semiHidden="0" w:name="Medium Grid 2 Accent 5"/>
-    <w:lsdException w:unhideWhenUsed="0" w:uiPriority="69" w:semiHidden="0" w:name="Medium Grid 3 Accent 5"/>
-    <w:lsdException w:unhideWhenUsed="0" w:uiPriority="70" w:semiHidden="0" w:name="Dark List Accent 5"/>
-    <w:lsdException w:unhideWhenUsed="0" w:uiPriority="71" w:semiHidden="0" w:name="Colorful Shading Accent 5"/>
-    <w:lsdException w:unhideWhenUsed="0" w:uiPriority="72" w:semiHidden="0" w:name="Colorful List Accent 5"/>
-    <w:lsdException w:unhideWhenUsed="0" w:uiPriority="73" w:semiHidden="0" w:name="Colorful Grid Accent 5"/>
-    <w:lsdException w:unhideWhenUsed="0" w:uiPriority="60" w:semiHidden="0" w:name="Light Shading Accent 6"/>
-    <w:lsdException w:unhideWhenUsed="0" w:uiPriority="61" w:semiHidden="0" w:name="Light List Accent 6"/>
-    <w:lsdException w:unhideWhenUsed="0" w:uiPriority="62" w:semiHidden="0" w:name="Light Grid Accent 6"/>
-    <w:lsdException w:unhideWhenUsed="0" w:uiPriority="63" w:semiHidden="0" w:name="Medium Shading 1 Accent 6"/>
-    <w:lsdException w:unhideWhenUsed="0" w:uiPriority="64" w:semiHidden="0" w:name="Medium Shading 2 Accent 6"/>
-    <w:lsdException w:unhideWhenUsed="0" w:uiPriority="65" w:semiHidden="0" w:name="Medium List 1 Accent 6"/>
-    <w:lsdException w:unhideWhenUsed="0" w:uiPriority="66" w:semiHidden="0" w:name="Medium List 2 Accent 6"/>
-    <w:lsdException w:unhideWhenUsed="0" w:uiPriority="67" w:semiHidden="0" w:name="Medium Grid 1 Accent 6"/>
-    <w:lsdException w:unhideWhenUsed="0" w:uiPriority="68" w:semiHidden="0" w:name="Medium Grid 2 Accent 6"/>
-    <w:lsdException w:unhideWhenUsed="0" w:uiPriority="69" w:semiHidden="0" w:name="Medium Grid 3 Accent 6"/>
-    <w:lsdException w:unhideWhenUsed="0" w:uiPriority="70" w:semiHidden="0" w:name="Dark List Accent 6"/>
-    <w:lsdException w:unhideWhenUsed="0" w:uiPriority="71" w:semiHidden="0" w:name="Colorful Shading Accent 6"/>
-    <w:lsdException w:unhideWhenUsed="0" w:uiPriority="72" w:semiHidden="0" w:name="Colorful List Accent 6"/>
-    <w:lsdException w:unhideWhenUsed="0" w:uiPriority="73" w:semiHidden="0" w:name="Colorful Grid Accent 6"/>
   </w:latentStyles>
   <w:style w:type="paragraph" w:default="1" w:styleId="1">
     <w:name w:val="Normal"/>
@@ -1597,6 +1602,25 @@
     </w:tblPr>
   </w:style>
   <w:style w:type="paragraph" w:styleId="13">
+    <w:name w:val="Title"/>
+    <w:basedOn w:val="1"/>
+    <w:next w:val="1"/>
+    <w:link w:val="24"/>
+    <w:qFormat/>
+    <w:uiPriority w:val="10"/>
+    <w:pPr>
+      <w:spacing w:after="80" w:line="240" w:lineRule="auto"/>
+      <w:contextualSpacing/>
+    </w:pPr>
+    <w:rPr>
+      <w:rFonts w:asciiTheme="majorHAnsi" w:hAnsiTheme="majorHAnsi" w:eastAsiaTheme="majorEastAsia" w:cstheme="majorBidi"/>
+      <w:spacing w:val="-10"/>
+      <w:kern w:val="28"/>
+      <w:sz w:val="56"/>
+      <w:szCs w:val="56"/>
+    </w:rPr>
+  </w:style>
+  <w:style w:type="paragraph" w:styleId="14">
     <w:name w:val="Subtitle"/>
     <w:basedOn w:val="1"/>
     <w:next w:val="1"/>
@@ -1619,25 +1643,6 @@
       </w14:textFill>
     </w:rPr>
   </w:style>
-  <w:style w:type="paragraph" w:styleId="14">
-    <w:name w:val="Title"/>
-    <w:basedOn w:val="1"/>
-    <w:next w:val="1"/>
-    <w:link w:val="24"/>
-    <w:qFormat/>
-    <w:uiPriority w:val="10"/>
-    <w:pPr>
-      <w:spacing w:after="80" w:line="240" w:lineRule="auto"/>
-      <w:contextualSpacing/>
-    </w:pPr>
-    <w:rPr>
-      <w:rFonts w:asciiTheme="majorHAnsi" w:hAnsiTheme="majorHAnsi" w:eastAsiaTheme="majorEastAsia" w:cstheme="majorBidi"/>
-      <w:spacing w:val="-10"/>
-      <w:kern w:val="28"/>
-      <w:sz w:val="56"/>
-      <w:szCs w:val="56"/>
-    </w:rPr>
-  </w:style>
   <w:style w:type="character" w:customStyle="1" w:styleId="15">
     <w:name w:val="Heading 1 Char"/>
     <w:basedOn w:val="11"/>
@@ -1783,7 +1788,7 @@
   <w:style w:type="character" w:customStyle="1" w:styleId="24">
     <w:name w:val="Title Char"/>
     <w:basedOn w:val="11"/>
-    <w:link w:val="14"/>
+    <w:link w:val="13"/>
     <w:uiPriority w:val="10"/>
     <w:rPr>
       <w:rFonts w:asciiTheme="majorHAnsi" w:hAnsiTheme="majorHAnsi" w:eastAsiaTheme="majorEastAsia" w:cstheme="majorBidi"/>
@@ -1796,7 +1801,7 @@
   <w:style w:type="character" w:customStyle="1" w:styleId="25">
     <w:name w:val="Subtitle Char"/>
     <w:basedOn w:val="11"/>
-    <w:link w:val="13"/>
+    <w:link w:val="14"/>
     <w:uiPriority w:val="11"/>
     <w:rPr>
       <w:rFonts w:eastAsiaTheme="majorEastAsia" w:cstheme="majorBidi"/>
@@ -1905,6 +1910,7 @@
     <w:name w:val="Intense Quote Char"/>
     <w:basedOn w:val="11"/>
     <w:link w:val="30"/>
+    <w:qFormat/>
     <w:uiPriority w:val="30"/>
     <w:rPr>
       <w:i/>

--- a/topic3_if/methods/Операторы сранения.docx
+++ b/topic3_if/methods/Операторы сранения.docx
@@ -1,37 +1,27 @@
 
 <file path=word/document.xml><?xml version="1.0" encoding="utf-8"?>
-<w:document xmlns:wpc="http://schemas.microsoft.com/office/word/2010/wordprocessingCanvas" xmlns:cx="http://schemas.microsoft.com/office/drawing/2014/chartex" xmlns:cx1="http://schemas.microsoft.com/office/drawing/2015/9/8/chartex" xmlns:cx2="http://schemas.microsoft.com/office/drawing/2015/10/21/chartex" xmlns:cx3="http://schemas.microsoft.com/office/drawing/2016/5/9/chartex" xmlns:cx4="http://schemas.microsoft.com/office/drawing/2016/5/10/chartex" xmlns:cx5="http://schemas.microsoft.com/office/drawing/2016/5/11/chartex" xmlns:cx6="http://schemas.microsoft.com/office/drawing/2016/5/12/chartex" xmlns:cx7="http://schemas.microsoft.com/office/drawing/2016/5/13/chartex" xmlns:cx8="http://schemas.microsoft.com/office/drawing/2016/5/14/chartex" xmlns:mc="http://schemas.openxmlformats.org/markup-compatibility/2006" xmlns:o="urn:schemas-microsoft-com:office:office" xmlns:r="http://schemas.openxmlformats.org/officeDocument/2006/relationships" xmlns:m="http://schemas.openxmlformats.org/officeDocument/2006/math" xmlns:v="urn:schemas-microsoft-com:vml" xmlns:wp14="http://schemas.microsoft.com/office/word/2010/wordprocessingDrawing" xmlns:wp="http://schemas.openxmlformats.org/drawingml/2006/wordprocessingDrawing" xmlns:w="http://schemas.openxmlformats.org/wordprocessingml/2006/main" xmlns:w14="http://schemas.microsoft.com/office/word/2010/wordml" xmlns:w10="urn:schemas-microsoft-com:office:word" xmlns:w15="http://schemas.microsoft.com/office/word/2012/wordml" xmlns:wpg="http://schemas.microsoft.com/office/word/2010/wordprocessingGroup" xmlns:wpi="http://schemas.microsoft.com/office/word/2010/wordprocessingInk" xmlns:wne="http://schemas.microsoft.com/office/word/2006/wordml" xmlns:wps="http://schemas.microsoft.com/office/word/2010/wordprocessingShape" xmlns:wpsCustomData="http://www.wps.cn/officeDocument/2013/wpsCustomData" mc:Ignorable="w14 w15 wp14">
+<w:document xmlns:wpc="http://schemas.microsoft.com/office/word/2010/wordprocessingCanvas" xmlns:cx="http://schemas.microsoft.com/office/drawing/2014/chartex" xmlns:cx1="http://schemas.microsoft.com/office/drawing/2015/9/8/chartex" xmlns:cx2="http://schemas.microsoft.com/office/drawing/2015/10/21/chartex" xmlns:cx3="http://schemas.microsoft.com/office/drawing/2016/5/9/chartex" xmlns:cx4="http://schemas.microsoft.com/office/drawing/2016/5/10/chartex" xmlns:cx5="http://schemas.microsoft.com/office/drawing/2016/5/11/chartex" xmlns:cx6="http://schemas.microsoft.com/office/drawing/2016/5/12/chartex" xmlns:cx7="http://schemas.microsoft.com/office/drawing/2016/5/13/chartex" xmlns:cx8="http://schemas.microsoft.com/office/drawing/2016/5/14/chartex" xmlns:mc="http://schemas.openxmlformats.org/markup-compatibility/2006" xmlns:aink="http://schemas.microsoft.com/office/drawing/2016/ink" xmlns:am3d="http://schemas.microsoft.com/office/drawing/2017/model3d" xmlns:o="urn:schemas-microsoft-com:office:office" xmlns:oel="http://schemas.microsoft.com/office/2019/extlst" xmlns:r="http://schemas.openxmlformats.org/officeDocument/2006/relationships" xmlns:m="http://schemas.openxmlformats.org/officeDocument/2006/math" xmlns:v="urn:schemas-microsoft-com:vml" xmlns:wp14="http://schemas.microsoft.com/office/word/2010/wordprocessingDrawing" xmlns:wp="http://schemas.openxmlformats.org/drawingml/2006/wordprocessingDrawing" xmlns:w10="urn:schemas-microsoft-com:office:word" xmlns:w="http://schemas.openxmlformats.org/wordprocessingml/2006/main" xmlns:w14="http://schemas.microsoft.com/office/word/2010/wordml" xmlns:w15="http://schemas.microsoft.com/office/word/2012/wordml" xmlns:w16cex="http://schemas.microsoft.com/office/word/2018/wordml/cex" xmlns:w16cid="http://schemas.microsoft.com/office/word/2016/wordml/cid" xmlns:w16="http://schemas.microsoft.com/office/word/2018/wordml" xmlns:w16sdtdh="http://schemas.microsoft.com/office/word/2020/wordml/sdtdatahash" xmlns:w16se="http://schemas.microsoft.com/office/word/2015/wordml/symex" xmlns:wpg="http://schemas.microsoft.com/office/word/2010/wordprocessingGroup" xmlns:wpi="http://schemas.microsoft.com/office/word/2010/wordprocessingInk" xmlns:wne="http://schemas.microsoft.com/office/word/2006/wordml" xmlns:wps="http://schemas.microsoft.com/office/word/2010/wordprocessingShape" mc:Ignorable="w14 w15 w16se w16cid w16 w16cex w16sdtdh wp14">
   <w:body>
     <w:tbl>
       <w:tblPr>
-        <w:tblStyle w:val="12"/>
         <w:tblW w:w="0" w:type="auto"/>
         <w:tblCellSpacing w:w="15" w:type="dxa"/>
-        <w:tblInd w:w="0" w:type="dxa"/>
-        <w:tblLayout w:type="autofit"/>
         <w:tblCellMar>
           <w:top w:w="15" w:type="dxa"/>
           <w:left w:w="15" w:type="dxa"/>
           <w:bottom w:w="15" w:type="dxa"/>
           <w:right w:w="15" w:type="dxa"/>
         </w:tblCellMar>
+        <w:tblLook w:val="04A0" w:firstRow="1" w:lastRow="0" w:firstColumn="1" w:lastColumn="0" w:noHBand="0" w:noVBand="1"/>
       </w:tblPr>
       <w:tblGrid>
-        <w:gridCol w:w="1779"/>
-        <w:gridCol w:w="3242"/>
-        <w:gridCol w:w="4088"/>
-        <w:gridCol w:w="3782"/>
-        <w:gridCol w:w="1759"/>
+        <w:gridCol w:w="1732"/>
+        <w:gridCol w:w="3133"/>
+        <w:gridCol w:w="3983"/>
+        <w:gridCol w:w="3351"/>
+        <w:gridCol w:w="1727"/>
       </w:tblGrid>
       <w:tr>
-        <w:tblPrEx>
-          <w:tblCellMar>
-            <w:top w:w="15" w:type="dxa"/>
-            <w:left w:w="15" w:type="dxa"/>
-            <w:bottom w:w="15" w:type="dxa"/>
-            <w:right w:w="15" w:type="dxa"/>
-          </w:tblCellMar>
-        </w:tblPrEx>
         <w:trPr>
           <w:tblHeader/>
           <w:tblCellSpacing w:w="15" w:type="dxa"/>
@@ -163,14 +153,6 @@
         </w:tc>
       </w:tr>
       <w:tr>
-        <w:tblPrEx>
-          <w:tblCellMar>
-            <w:top w:w="15" w:type="dxa"/>
-            <w:left w:w="15" w:type="dxa"/>
-            <w:bottom w:w="15" w:type="dxa"/>
-            <w:right w:w="15" w:type="dxa"/>
-          </w:tblCellMar>
-        </w:tblPrEx>
         <w:trPr>
           <w:tblCellSpacing w:w="15" w:type="dxa"/>
         </w:trPr>
@@ -274,11 +256,6 @@
                 <w:color w:val="FFFFFF" w:themeColor="background1"/>
                 <w:sz w:val="36"/>
                 <w:szCs w:val="36"/>
-                <w14:textFill>
-                  <w14:solidFill>
-                    <w14:schemeClr w14:val="bg1"/>
-                  </w14:solidFill>
-                </w14:textFill>
               </w:rPr>
             </w:pPr>
             <w:r>
@@ -286,11 +263,6 @@
                 <w:color w:val="FFFFFF" w:themeColor="background1"/>
                 <w:sz w:val="36"/>
                 <w:szCs w:val="36"/>
-                <w14:textFill>
-                  <w14:solidFill>
-                    <w14:schemeClr w14:val="bg1"/>
-                  </w14:solidFill>
-                </w14:textFill>
               </w:rPr>
               <w:t>False</w:t>
             </w:r>
@@ -298,14 +270,6 @@
         </w:tc>
       </w:tr>
       <w:tr>
-        <w:tblPrEx>
-          <w:tblCellMar>
-            <w:top w:w="15" w:type="dxa"/>
-            <w:left w:w="15" w:type="dxa"/>
-            <w:bottom w:w="15" w:type="dxa"/>
-            <w:right w:w="15" w:type="dxa"/>
-          </w:tblCellMar>
-        </w:tblPrEx>
         <w:trPr>
           <w:tblCellSpacing w:w="15" w:type="dxa"/>
         </w:trPr>
@@ -409,11 +373,6 @@
                 <w:color w:val="FFFFFF" w:themeColor="background1"/>
                 <w:sz w:val="36"/>
                 <w:szCs w:val="36"/>
-                <w14:textFill>
-                  <w14:solidFill>
-                    <w14:schemeClr w14:val="bg1"/>
-                  </w14:solidFill>
-                </w14:textFill>
               </w:rPr>
             </w:pPr>
             <w:r>
@@ -421,11 +380,6 @@
                 <w:color w:val="FFFFFF" w:themeColor="background1"/>
                 <w:sz w:val="36"/>
                 <w:szCs w:val="36"/>
-                <w14:textFill>
-                  <w14:solidFill>
-                    <w14:schemeClr w14:val="bg1"/>
-                  </w14:solidFill>
-                </w14:textFill>
               </w:rPr>
               <w:t>True</w:t>
             </w:r>
@@ -433,14 +387,6 @@
         </w:tc>
       </w:tr>
       <w:tr>
-        <w:tblPrEx>
-          <w:tblCellMar>
-            <w:top w:w="15" w:type="dxa"/>
-            <w:left w:w="15" w:type="dxa"/>
-            <w:bottom w:w="15" w:type="dxa"/>
-            <w:right w:w="15" w:type="dxa"/>
-          </w:tblCellMar>
-        </w:tblPrEx>
         <w:trPr>
           <w:tblCellSpacing w:w="15" w:type="dxa"/>
         </w:trPr>
@@ -544,11 +490,6 @@
                 <w:color w:val="FFFFFF" w:themeColor="background1"/>
                 <w:sz w:val="36"/>
                 <w:szCs w:val="36"/>
-                <w14:textFill>
-                  <w14:solidFill>
-                    <w14:schemeClr w14:val="bg1"/>
-                  </w14:solidFill>
-                </w14:textFill>
               </w:rPr>
             </w:pPr>
             <w:r>
@@ -556,11 +497,6 @@
                 <w:color w:val="FFFFFF" w:themeColor="background1"/>
                 <w:sz w:val="36"/>
                 <w:szCs w:val="36"/>
-                <w14:textFill>
-                  <w14:solidFill>
-                    <w14:schemeClr w14:val="bg1"/>
-                  </w14:solidFill>
-                </w14:textFill>
               </w:rPr>
               <w:t>True</w:t>
             </w:r>
@@ -568,14 +504,6 @@
         </w:tc>
       </w:tr>
       <w:tr>
-        <w:tblPrEx>
-          <w:tblCellMar>
-            <w:top w:w="15" w:type="dxa"/>
-            <w:left w:w="15" w:type="dxa"/>
-            <w:bottom w:w="15" w:type="dxa"/>
-            <w:right w:w="15" w:type="dxa"/>
-          </w:tblCellMar>
-        </w:tblPrEx>
         <w:trPr>
           <w:tblCellSpacing w:w="15" w:type="dxa"/>
         </w:trPr>
@@ -679,11 +607,6 @@
                 <w:color w:val="FFFFFF" w:themeColor="background1"/>
                 <w:sz w:val="36"/>
                 <w:szCs w:val="36"/>
-                <w14:textFill>
-                  <w14:solidFill>
-                    <w14:schemeClr w14:val="bg1"/>
-                  </w14:solidFill>
-                </w14:textFill>
               </w:rPr>
             </w:pPr>
             <w:r>
@@ -691,11 +614,6 @@
                 <w:color w:val="FFFFFF" w:themeColor="background1"/>
                 <w:sz w:val="36"/>
                 <w:szCs w:val="36"/>
-                <w14:textFill>
-                  <w14:solidFill>
-                    <w14:schemeClr w14:val="bg1"/>
-                  </w14:solidFill>
-                </w14:textFill>
               </w:rPr>
               <w:t>False</w:t>
             </w:r>
@@ -703,14 +621,6 @@
         </w:tc>
       </w:tr>
       <w:tr>
-        <w:tblPrEx>
-          <w:tblCellMar>
-            <w:top w:w="15" w:type="dxa"/>
-            <w:left w:w="15" w:type="dxa"/>
-            <w:bottom w:w="15" w:type="dxa"/>
-            <w:right w:w="15" w:type="dxa"/>
-          </w:tblCellMar>
-        </w:tblPrEx>
         <w:trPr>
           <w:tblCellSpacing w:w="15" w:type="dxa"/>
         </w:trPr>
@@ -814,11 +724,6 @@
                 <w:color w:val="FFFFFF" w:themeColor="background1"/>
                 <w:sz w:val="36"/>
                 <w:szCs w:val="36"/>
-                <w14:textFill>
-                  <w14:solidFill>
-                    <w14:schemeClr w14:val="bg1"/>
-                  </w14:solidFill>
-                </w14:textFill>
               </w:rPr>
             </w:pPr>
             <w:r>
@@ -826,11 +731,6 @@
                 <w:color w:val="FFFFFF" w:themeColor="background1"/>
                 <w:sz w:val="36"/>
                 <w:szCs w:val="36"/>
-                <w14:textFill>
-                  <w14:solidFill>
-                    <w14:schemeClr w14:val="bg1"/>
-                  </w14:solidFill>
-                </w14:textFill>
               </w:rPr>
               <w:t>True</w:t>
             </w:r>
@@ -838,14 +738,6 @@
         </w:tc>
       </w:tr>
       <w:tr>
-        <w:tblPrEx>
-          <w:tblCellMar>
-            <w:top w:w="15" w:type="dxa"/>
-            <w:left w:w="15" w:type="dxa"/>
-            <w:bottom w:w="15" w:type="dxa"/>
-            <w:right w:w="15" w:type="dxa"/>
-          </w:tblCellMar>
-        </w:tblPrEx>
         <w:trPr>
           <w:tblCellSpacing w:w="15" w:type="dxa"/>
         </w:trPr>
@@ -949,11 +841,6 @@
                 <w:color w:val="FFFFFF" w:themeColor="background1"/>
                 <w:sz w:val="36"/>
                 <w:szCs w:val="36"/>
-                <w14:textFill>
-                  <w14:solidFill>
-                    <w14:schemeClr w14:val="bg1"/>
-                  </w14:solidFill>
-                </w14:textFill>
               </w:rPr>
             </w:pPr>
             <w:r>
@@ -961,11 +848,6 @@
                 <w:color w:val="FFFFFF" w:themeColor="background1"/>
                 <w:sz w:val="36"/>
                 <w:szCs w:val="36"/>
-                <w14:textFill>
-                  <w14:solidFill>
-                    <w14:schemeClr w14:val="bg1"/>
-                  </w14:solidFill>
-                </w14:textFill>
               </w:rPr>
               <w:t>False</w:t>
             </w:r>
@@ -973,14 +855,6 @@
         </w:tc>
       </w:tr>
       <w:tr>
-        <w:tblPrEx>
-          <w:tblCellMar>
-            <w:top w:w="15" w:type="dxa"/>
-            <w:left w:w="15" w:type="dxa"/>
-            <w:bottom w:w="15" w:type="dxa"/>
-            <w:right w:w="15" w:type="dxa"/>
-          </w:tblCellMar>
-        </w:tblPrEx>
         <w:trPr>
           <w:tblCellSpacing w:w="15" w:type="dxa"/>
         </w:trPr>
@@ -1073,6 +947,22 @@
     </w:p>
     <w:p>
       <w:pPr>
+        <w:spacing w:after="0" w:line="240" w:lineRule="auto"/>
+        <w:rPr>
+          <w:sz w:val="32"/>
+          <w:szCs w:val="32"/>
+        </w:rPr>
+      </w:pPr>
+      <w:r>
+        <w:rPr>
+          <w:sz w:val="32"/>
+          <w:szCs w:val="32"/>
+        </w:rPr>
+        <w:br w:type="page"/>
+      </w:r>
+    </w:p>
+    <w:p>
+      <w:pPr>
         <w:rPr>
           <w:sz w:val="32"/>
           <w:szCs w:val="32"/>
@@ -1082,56 +972,464 @@
     <w:p>
       <w:pPr>
         <w:rPr>
-          <w:rFonts w:hint="default"/>
           <w:sz w:val="32"/>
           <w:szCs w:val="32"/>
-          <w:lang w:val="ru-RU"/>
         </w:rPr>
       </w:pPr>
       <w:r>
         <w:rPr>
           <w:sz w:val="32"/>
           <w:szCs w:val="32"/>
-          <w:lang w:val="ru-RU"/>
         </w:rPr>
-        <w:t>Погода</w:t>
+        <w:t>Погода наше все</w:t>
       </w:r>
+    </w:p>
+    <w:tbl>
+      <w:tblPr>
+        <w:tblStyle w:val="TableGrid"/>
+        <w:tblW w:w="0" w:type="auto"/>
+        <w:tblLook w:val="04A0" w:firstRow="1" w:lastRow="0" w:firstColumn="1" w:lastColumn="0" w:noHBand="0" w:noVBand="1"/>
+      </w:tblPr>
+      <w:tblGrid>
+        <w:gridCol w:w="2912"/>
+        <w:gridCol w:w="2912"/>
+        <w:gridCol w:w="2912"/>
+      </w:tblGrid>
+      <w:tr>
+        <w:tc>
+          <w:tcPr>
+            <w:tcW w:w="2912" w:type="dxa"/>
+          </w:tcPr>
+          <w:p>
+            <w:pPr>
+              <w:rPr>
+                <w:sz w:val="32"/>
+                <w:szCs w:val="32"/>
+              </w:rPr>
+            </w:pPr>
+            <w:r>
+              <w:rPr>
+                <w:sz w:val="32"/>
+                <w:szCs w:val="32"/>
+              </w:rPr>
+              <w:t>сезон</w:t>
+            </w:r>
+          </w:p>
+        </w:tc>
+        <w:tc>
+          <w:tcPr>
+            <w:tcW w:w="2912" w:type="dxa"/>
+          </w:tcPr>
+          <w:p>
+            <w:pPr>
+              <w:rPr>
+                <w:sz w:val="32"/>
+                <w:szCs w:val="32"/>
+              </w:rPr>
+            </w:pPr>
+            <w:r>
+              <w:rPr>
+                <w:sz w:val="32"/>
+                <w:szCs w:val="32"/>
+              </w:rPr>
+              <w:t>погода</w:t>
+            </w:r>
+          </w:p>
+        </w:tc>
+        <w:tc>
+          <w:tcPr>
+            <w:tcW w:w="2912" w:type="dxa"/>
+          </w:tcPr>
+          <w:p>
+            <w:pPr>
+              <w:rPr>
+                <w:sz w:val="32"/>
+                <w:szCs w:val="32"/>
+              </w:rPr>
+            </w:pPr>
+          </w:p>
+        </w:tc>
+      </w:tr>
+      <w:tr>
+        <w:tc>
+          <w:tcPr>
+            <w:tcW w:w="2912" w:type="dxa"/>
+            <w:shd w:val="clear" w:color="auto" w:fill="C1F0C7" w:themeFill="accent3" w:themeFillTint="33"/>
+          </w:tcPr>
+          <w:p>
+            <w:pPr>
+              <w:rPr>
+                <w:sz w:val="32"/>
+                <w:szCs w:val="32"/>
+              </w:rPr>
+            </w:pPr>
+            <w:r>
+              <w:rPr>
+                <w:sz w:val="32"/>
+                <w:szCs w:val="32"/>
+              </w:rPr>
+              <w:t>лето</w:t>
+            </w:r>
+          </w:p>
+        </w:tc>
+        <w:tc>
+          <w:tcPr>
+            <w:tcW w:w="2912" w:type="dxa"/>
+            <w:shd w:val="clear" w:color="auto" w:fill="C1F0C7" w:themeFill="accent3" w:themeFillTint="33"/>
+          </w:tcPr>
+          <w:p>
+            <w:pPr>
+              <w:rPr>
+                <w:sz w:val="32"/>
+                <w:szCs w:val="32"/>
+              </w:rPr>
+            </w:pPr>
+            <w:r>
+              <w:rPr>
+                <w:sz w:val="32"/>
+                <w:szCs w:val="32"/>
+              </w:rPr>
+              <w:t>Дождь</w:t>
+            </w:r>
+          </w:p>
+        </w:tc>
+        <w:tc>
+          <w:tcPr>
+            <w:tcW w:w="2912" w:type="dxa"/>
+            <w:shd w:val="clear" w:color="auto" w:fill="C1F0C7" w:themeFill="accent3" w:themeFillTint="33"/>
+          </w:tcPr>
+          <w:p>
+            <w:pPr>
+              <w:rPr>
+                <w:sz w:val="32"/>
+                <w:szCs w:val="32"/>
+              </w:rPr>
+            </w:pPr>
+            <w:r>
+              <w:rPr>
+                <w:sz w:val="32"/>
+                <w:szCs w:val="32"/>
+              </w:rPr>
+              <w:t>Нормально</w:t>
+            </w:r>
+          </w:p>
+        </w:tc>
+      </w:tr>
+      <w:tr>
+        <w:tc>
+          <w:tcPr>
+            <w:tcW w:w="2912" w:type="dxa"/>
+            <w:shd w:val="clear" w:color="auto" w:fill="FAE2D5" w:themeFill="accent2" w:themeFillTint="33"/>
+          </w:tcPr>
+          <w:p>
+            <w:pPr>
+              <w:rPr>
+                <w:sz w:val="32"/>
+                <w:szCs w:val="32"/>
+              </w:rPr>
+            </w:pPr>
+            <w:r>
+              <w:rPr>
+                <w:sz w:val="32"/>
+                <w:szCs w:val="32"/>
+              </w:rPr>
+              <w:t>зима</w:t>
+            </w:r>
+          </w:p>
+        </w:tc>
+        <w:tc>
+          <w:tcPr>
+            <w:tcW w:w="2912" w:type="dxa"/>
+            <w:shd w:val="clear" w:color="auto" w:fill="FAE2D5" w:themeFill="accent2" w:themeFillTint="33"/>
+          </w:tcPr>
+          <w:p>
+            <w:pPr>
+              <w:rPr>
+                <w:sz w:val="32"/>
+                <w:szCs w:val="32"/>
+              </w:rPr>
+            </w:pPr>
+            <w:r>
+              <w:rPr>
+                <w:sz w:val="32"/>
+                <w:szCs w:val="32"/>
+              </w:rPr>
+              <w:t>дождь</w:t>
+            </w:r>
+          </w:p>
+        </w:tc>
+        <w:tc>
+          <w:tcPr>
+            <w:tcW w:w="2912" w:type="dxa"/>
+            <w:shd w:val="clear" w:color="auto" w:fill="FAE2D5" w:themeFill="accent2" w:themeFillTint="33"/>
+          </w:tcPr>
+          <w:p>
+            <w:pPr>
+              <w:rPr>
+                <w:sz w:val="32"/>
+                <w:szCs w:val="32"/>
+              </w:rPr>
+            </w:pPr>
+            <w:r>
+              <w:rPr>
+                <w:sz w:val="32"/>
+                <w:szCs w:val="32"/>
+              </w:rPr>
+              <w:t>Глобальное изменение</w:t>
+            </w:r>
+          </w:p>
+        </w:tc>
+      </w:tr>
+      <w:tr>
+        <w:tc>
+          <w:tcPr>
+            <w:tcW w:w="2912" w:type="dxa"/>
+            <w:shd w:val="clear" w:color="auto" w:fill="FAE2D5" w:themeFill="accent2" w:themeFillTint="33"/>
+          </w:tcPr>
+          <w:p>
+            <w:pPr>
+              <w:rPr>
+                <w:sz w:val="32"/>
+                <w:szCs w:val="32"/>
+              </w:rPr>
+            </w:pPr>
+            <w:r>
+              <w:rPr>
+                <w:sz w:val="32"/>
+                <w:szCs w:val="32"/>
+              </w:rPr>
+              <w:t>Лето</w:t>
+            </w:r>
+          </w:p>
+        </w:tc>
+        <w:tc>
+          <w:tcPr>
+            <w:tcW w:w="2912" w:type="dxa"/>
+            <w:shd w:val="clear" w:color="auto" w:fill="FAE2D5" w:themeFill="accent2" w:themeFillTint="33"/>
+          </w:tcPr>
+          <w:p>
+            <w:pPr>
+              <w:rPr>
+                <w:sz w:val="32"/>
+                <w:szCs w:val="32"/>
+              </w:rPr>
+            </w:pPr>
+            <w:r>
+              <w:rPr>
+                <w:sz w:val="32"/>
+                <w:szCs w:val="32"/>
+              </w:rPr>
+              <w:t>снег</w:t>
+            </w:r>
+          </w:p>
+        </w:tc>
+        <w:tc>
+          <w:tcPr>
+            <w:tcW w:w="2912" w:type="dxa"/>
+            <w:shd w:val="clear" w:color="auto" w:fill="FAE2D5" w:themeFill="accent2" w:themeFillTint="33"/>
+          </w:tcPr>
+          <w:p>
+            <w:pPr>
+              <w:rPr>
+                <w:sz w:val="32"/>
+                <w:szCs w:val="32"/>
+              </w:rPr>
+            </w:pPr>
+            <w:r>
+              <w:rPr>
+                <w:sz w:val="32"/>
+                <w:szCs w:val="32"/>
+              </w:rPr>
+              <w:t>Глобальное изменение</w:t>
+            </w:r>
+          </w:p>
+        </w:tc>
+      </w:tr>
+      <w:tr>
+        <w:tc>
+          <w:tcPr>
+            <w:tcW w:w="2912" w:type="dxa"/>
+            <w:shd w:val="clear" w:color="auto" w:fill="C1F0C7" w:themeFill="accent3" w:themeFillTint="33"/>
+          </w:tcPr>
+          <w:p>
+            <w:pPr>
+              <w:rPr>
+                <w:sz w:val="32"/>
+                <w:szCs w:val="32"/>
+              </w:rPr>
+            </w:pPr>
+            <w:r>
+              <w:rPr>
+                <w:sz w:val="32"/>
+                <w:szCs w:val="32"/>
+              </w:rPr>
+              <w:t>зима</w:t>
+            </w:r>
+          </w:p>
+        </w:tc>
+        <w:tc>
+          <w:tcPr>
+            <w:tcW w:w="2912" w:type="dxa"/>
+            <w:shd w:val="clear" w:color="auto" w:fill="C1F0C7" w:themeFill="accent3" w:themeFillTint="33"/>
+          </w:tcPr>
+          <w:p>
+            <w:pPr>
+              <w:rPr>
+                <w:sz w:val="32"/>
+                <w:szCs w:val="32"/>
+              </w:rPr>
+            </w:pPr>
+            <w:r>
+              <w:rPr>
+                <w:sz w:val="32"/>
+                <w:szCs w:val="32"/>
+              </w:rPr>
+              <w:t>снег</w:t>
+            </w:r>
+          </w:p>
+        </w:tc>
+        <w:tc>
+          <w:tcPr>
+            <w:tcW w:w="2912" w:type="dxa"/>
+            <w:shd w:val="clear" w:color="auto" w:fill="C1F0C7" w:themeFill="accent3" w:themeFillTint="33"/>
+          </w:tcPr>
+          <w:p>
+            <w:pPr>
+              <w:rPr>
+                <w:sz w:val="32"/>
+                <w:szCs w:val="32"/>
+              </w:rPr>
+            </w:pPr>
+            <w:r>
+              <w:rPr>
+                <w:sz w:val="32"/>
+                <w:szCs w:val="32"/>
+              </w:rPr>
+              <w:t>Нормально</w:t>
+            </w:r>
+          </w:p>
+        </w:tc>
+      </w:tr>
+      <w:tr>
+        <w:tc>
+          <w:tcPr>
+            <w:tcW w:w="2912" w:type="dxa"/>
+            <w:shd w:val="clear" w:color="auto" w:fill="FFFF00"/>
+          </w:tcPr>
+          <w:p>
+            <w:pPr>
+              <w:rPr>
+                <w:sz w:val="32"/>
+                <w:szCs w:val="32"/>
+              </w:rPr>
+            </w:pPr>
+            <w:r>
+              <w:rPr>
+                <w:sz w:val="32"/>
+                <w:szCs w:val="32"/>
+              </w:rPr>
+              <w:t>-</w:t>
+            </w:r>
+          </w:p>
+        </w:tc>
+        <w:tc>
+          <w:tcPr>
+            <w:tcW w:w="2912" w:type="dxa"/>
+            <w:shd w:val="clear" w:color="auto" w:fill="FFFF00"/>
+          </w:tcPr>
+          <w:p>
+            <w:pPr>
+              <w:rPr>
+                <w:sz w:val="32"/>
+                <w:szCs w:val="32"/>
+              </w:rPr>
+            </w:pPr>
+            <w:r>
+              <w:rPr>
+                <w:sz w:val="32"/>
+                <w:szCs w:val="32"/>
+              </w:rPr>
+              <w:t xml:space="preserve"> - </w:t>
+            </w:r>
+          </w:p>
+        </w:tc>
+        <w:tc>
+          <w:tcPr>
+            <w:tcW w:w="2912" w:type="dxa"/>
+            <w:shd w:val="clear" w:color="auto" w:fill="FFFF00"/>
+          </w:tcPr>
+          <w:p>
+            <w:pPr>
+              <w:rPr>
+                <w:sz w:val="32"/>
+                <w:szCs w:val="32"/>
+              </w:rPr>
+            </w:pPr>
+            <w:r>
+              <w:rPr>
+                <w:sz w:val="32"/>
+                <w:szCs w:val="32"/>
+              </w:rPr>
+              <w:t>Не хватает данных</w:t>
+            </w:r>
+          </w:p>
+        </w:tc>
+      </w:tr>
+    </w:tbl>
+    <w:p>
+      <w:pPr>
+        <w:rPr>
+          <w:sz w:val="32"/>
+          <w:szCs w:val="32"/>
+        </w:rPr>
+      </w:pPr>
+    </w:p>
+    <w:p>
+      <w:pPr>
+        <w:spacing w:after="0" w:line="240" w:lineRule="auto"/>
+        <w:rPr>
+          <w:sz w:val="32"/>
+          <w:szCs w:val="32"/>
+        </w:rPr>
+      </w:pPr>
       <w:r>
         <w:rPr>
-          <w:rFonts w:hint="default"/>
           <w:sz w:val="32"/>
           <w:szCs w:val="32"/>
-          <w:lang w:val="ru-RU"/>
         </w:rPr>
-        <w:t xml:space="preserve"> наше все</w:t>
+        <w:br w:type="page"/>
       </w:r>
     </w:p>
     <w:p>
       <w:pPr>
         <w:rPr>
-          <w:rFonts w:hint="default"/>
           <w:sz w:val="32"/>
           <w:szCs w:val="32"/>
-          <w:lang w:val="ru-RU"/>
         </w:rPr>
       </w:pPr>
-      <w:bookmarkStart w:id="0" w:name="_GoBack"/>
-      <w:bookmarkEnd w:id="0"/>
+      <w:r>
+        <w:rPr>
+          <w:sz w:val="32"/>
+          <w:szCs w:val="32"/>
+        </w:rPr>
+        <w:lastRenderedPageBreak/>
+        <w:tab/>
+      </w:r>
     </w:p>
     <w:p/>
     <w:sectPr>
       <w:pgSz w:w="16838" w:h="11906" w:orient="landscape"/>
       <w:pgMar w:top="1701" w:right="1134" w:bottom="850" w:left="1134" w:header="708" w:footer="708" w:gutter="0"/>
-      <w:cols w:space="708" w:num="1"/>
-      <w:docGrid w:linePitch="360" w:charSpace="0"/>
+      <w:cols w:space="708"/>
+      <w:docGrid w:linePitch="360"/>
     </w:sectPr>
   </w:body>
 </w:document>
 </file>
 
 <file path=word/endnotes.xml><?xml version="1.0" encoding="utf-8"?>
-<w:endnotes xmlns:wpc="http://schemas.microsoft.com/office/word/2010/wordprocessingCanvas" xmlns:mc="http://schemas.openxmlformats.org/markup-compatibility/2006" xmlns:o="urn:schemas-microsoft-com:office:office" xmlns:r="http://schemas.openxmlformats.org/officeDocument/2006/relationships" xmlns:m="http://schemas.openxmlformats.org/officeDocument/2006/math" xmlns:v="urn:schemas-microsoft-com:vml" xmlns:wp14="http://schemas.microsoft.com/office/word/2010/wordprocessingDrawing" xmlns:wp="http://schemas.openxmlformats.org/drawingml/2006/wordprocessingDrawing" xmlns:w="http://schemas.openxmlformats.org/wordprocessingml/2006/main" xmlns:w14="http://schemas.microsoft.com/office/word/2010/wordml" xmlns:w15="http://schemas.microsoft.com/office/word/2012/wordml" xmlns:w10="urn:schemas-microsoft-com:office:word" xmlns:wpg="http://schemas.microsoft.com/office/word/2010/wordprocessingGroup" xmlns:wpi="http://schemas.microsoft.com/office/word/2010/wordprocessingInk" xmlns:wne="http://schemas.microsoft.com/office/word/2006/wordml" xmlns:wps="http://schemas.microsoft.com/office/word/2010/wordprocessingShape" xmlns:wpsCustomData="http://www.wps.cn/officeDocument/2013/wpsCustomData" mc:Ignorable="w14 w15 wp14">
-  <w:endnote w:type="separator" w:id="0">
+<w:endnotes xmlns:wpc="http://schemas.microsoft.com/office/word/2010/wordprocessingCanvas" xmlns:cx="http://schemas.microsoft.com/office/drawing/2014/chartex" xmlns:cx1="http://schemas.microsoft.com/office/drawing/2015/9/8/chartex" xmlns:cx2="http://schemas.microsoft.com/office/drawing/2015/10/21/chartex" xmlns:cx3="http://schemas.microsoft.com/office/drawing/2016/5/9/chartex" xmlns:cx4="http://schemas.microsoft.com/office/drawing/2016/5/10/chartex" xmlns:cx5="http://schemas.microsoft.com/office/drawing/2016/5/11/chartex" xmlns:cx6="http://schemas.microsoft.com/office/drawing/2016/5/12/chartex" xmlns:cx7="http://schemas.microsoft.com/office/drawing/2016/5/13/chartex" xmlns:cx8="http://schemas.microsoft.com/office/drawing/2016/5/14/chartex" xmlns:mc="http://schemas.openxmlformats.org/markup-compatibility/2006" xmlns:aink="http://schemas.microsoft.com/office/drawing/2016/ink" xmlns:am3d="http://schemas.microsoft.com/office/drawing/2017/model3d" xmlns:o="urn:schemas-microsoft-com:office:office" xmlns:oel="http://schemas.microsoft.com/office/2019/extlst" xmlns:r="http://schemas.openxmlformats.org/officeDocument/2006/relationships" xmlns:m="http://schemas.openxmlformats.org/officeDocument/2006/math" xmlns:v="urn:schemas-microsoft-com:vml" xmlns:wp14="http://schemas.microsoft.com/office/word/2010/wordprocessingDrawing" xmlns:wp="http://schemas.openxmlformats.org/drawingml/2006/wordprocessingDrawing" xmlns:w10="urn:schemas-microsoft-com:office:word" xmlns:w="http://schemas.openxmlformats.org/wordprocessingml/2006/main" xmlns:w14="http://schemas.microsoft.com/office/word/2010/wordml" xmlns:w15="http://schemas.microsoft.com/office/word/2012/wordml" xmlns:w16cex="http://schemas.microsoft.com/office/word/2018/wordml/cex" xmlns:w16cid="http://schemas.microsoft.com/office/word/2016/wordml/cid" xmlns:w16="http://schemas.microsoft.com/office/word/2018/wordml" xmlns:w16sdtdh="http://schemas.microsoft.com/office/word/2020/wordml/sdtdatahash" xmlns:w16se="http://schemas.microsoft.com/office/word/2015/wordml/symex" xmlns:wpg="http://schemas.microsoft.com/office/word/2010/wordprocessingGroup" xmlns:wpi="http://schemas.microsoft.com/office/word/2010/wordprocessingInk" xmlns:wne="http://schemas.microsoft.com/office/word/2006/wordml" xmlns:wps="http://schemas.microsoft.com/office/word/2010/wordprocessingShape" mc:Ignorable="w14 w15 w16se w16cid w16 w16cex w16sdtdh wp14">
+  <w:endnote w:type="separator" w:id="-1">
     <w:p>
       <w:pPr>
         <w:spacing w:line="240" w:lineRule="auto"/>
@@ -1141,7 +1439,7 @@
       </w:r>
     </w:p>
   </w:endnote>
-  <w:endnote w:type="continuationSeparator" w:id="1">
+  <w:endnote w:type="continuationSeparator" w:id="0">
     <w:p>
       <w:pPr>
         <w:spacing w:line="240" w:lineRule="auto"/>
@@ -1155,21 +1453,21 @@
 </file>
 
 <file path=word/footnotes.xml><?xml version="1.0" encoding="utf-8"?>
-<w:footnotes xmlns:wpc="http://schemas.microsoft.com/office/word/2010/wordprocessingCanvas" xmlns:mc="http://schemas.openxmlformats.org/markup-compatibility/2006" xmlns:o="urn:schemas-microsoft-com:office:office" xmlns:r="http://schemas.openxmlformats.org/officeDocument/2006/relationships" xmlns:m="http://schemas.openxmlformats.org/officeDocument/2006/math" xmlns:v="urn:schemas-microsoft-com:vml" xmlns:wp14="http://schemas.microsoft.com/office/word/2010/wordprocessingDrawing" xmlns:wp="http://schemas.openxmlformats.org/drawingml/2006/wordprocessingDrawing" xmlns:w="http://schemas.openxmlformats.org/wordprocessingml/2006/main" xmlns:w14="http://schemas.microsoft.com/office/word/2010/wordml" xmlns:w15="http://schemas.microsoft.com/office/word/2012/wordml" xmlns:w10="urn:schemas-microsoft-com:office:word" xmlns:wpg="http://schemas.microsoft.com/office/word/2010/wordprocessingGroup" xmlns:wpi="http://schemas.microsoft.com/office/word/2010/wordprocessingInk" xmlns:wne="http://schemas.microsoft.com/office/word/2006/wordml" xmlns:wps="http://schemas.microsoft.com/office/word/2010/wordprocessingShape" xmlns:wpsCustomData="http://www.wps.cn/officeDocument/2013/wpsCustomData" mc:Ignorable="w14 w15 wp14">
-  <w:footnote w:type="separator" w:id="0">
+<w:footnotes xmlns:wpc="http://schemas.microsoft.com/office/word/2010/wordprocessingCanvas" xmlns:cx="http://schemas.microsoft.com/office/drawing/2014/chartex" xmlns:cx1="http://schemas.microsoft.com/office/drawing/2015/9/8/chartex" xmlns:cx2="http://schemas.microsoft.com/office/drawing/2015/10/21/chartex" xmlns:cx3="http://schemas.microsoft.com/office/drawing/2016/5/9/chartex" xmlns:cx4="http://schemas.microsoft.com/office/drawing/2016/5/10/chartex" xmlns:cx5="http://schemas.microsoft.com/office/drawing/2016/5/11/chartex" xmlns:cx6="http://schemas.microsoft.com/office/drawing/2016/5/12/chartex" xmlns:cx7="http://schemas.microsoft.com/office/drawing/2016/5/13/chartex" xmlns:cx8="http://schemas.microsoft.com/office/drawing/2016/5/14/chartex" xmlns:mc="http://schemas.openxmlformats.org/markup-compatibility/2006" xmlns:aink="http://schemas.microsoft.com/office/drawing/2016/ink" xmlns:am3d="http://schemas.microsoft.com/office/drawing/2017/model3d" xmlns:o="urn:schemas-microsoft-com:office:office" xmlns:oel="http://schemas.microsoft.com/office/2019/extlst" xmlns:r="http://schemas.openxmlformats.org/officeDocument/2006/relationships" xmlns:m="http://schemas.openxmlformats.org/officeDocument/2006/math" xmlns:v="urn:schemas-microsoft-com:vml" xmlns:wp14="http://schemas.microsoft.com/office/word/2010/wordprocessingDrawing" xmlns:wp="http://schemas.openxmlformats.org/drawingml/2006/wordprocessingDrawing" xmlns:w10="urn:schemas-microsoft-com:office:word" xmlns:w="http://schemas.openxmlformats.org/wordprocessingml/2006/main" xmlns:w14="http://schemas.microsoft.com/office/word/2010/wordml" xmlns:w15="http://schemas.microsoft.com/office/word/2012/wordml" xmlns:w16cex="http://schemas.microsoft.com/office/word/2018/wordml/cex" xmlns:w16cid="http://schemas.microsoft.com/office/word/2016/wordml/cid" xmlns:w16="http://schemas.microsoft.com/office/word/2018/wordml" xmlns:w16sdtdh="http://schemas.microsoft.com/office/word/2020/wordml/sdtdatahash" xmlns:w16se="http://schemas.microsoft.com/office/word/2015/wordml/symex" xmlns:wpg="http://schemas.microsoft.com/office/word/2010/wordprocessingGroup" xmlns:wpi="http://schemas.microsoft.com/office/word/2010/wordprocessingInk" xmlns:wne="http://schemas.microsoft.com/office/word/2006/wordml" xmlns:wps="http://schemas.microsoft.com/office/word/2010/wordprocessingShape" mc:Ignorable="w14 w15 w16se w16cid w16 w16cex w16sdtdh wp14">
+  <w:footnote w:type="separator" w:id="-1">
     <w:p>
       <w:pPr>
-        <w:spacing w:before="0" w:after="0" w:line="259" w:lineRule="auto"/>
+        <w:spacing w:after="0"/>
       </w:pPr>
       <w:r>
         <w:separator/>
       </w:r>
     </w:p>
   </w:footnote>
-  <w:footnote w:type="continuationSeparator" w:id="1">
+  <w:footnote w:type="continuationSeparator" w:id="0">
     <w:p>
       <w:pPr>
-        <w:spacing w:before="0" w:after="0" w:line="259" w:lineRule="auto"/>
+        <w:spacing w:after="0"/>
       </w:pPr>
       <w:r>
         <w:continuationSeparator/>
@@ -1180,193 +1478,415 @@
 </file>
 
 <file path=word/styles.xml><?xml version="1.0" encoding="utf-8"?>
-<w:styles xmlns:mc="http://schemas.openxmlformats.org/markup-compatibility/2006" xmlns:o="urn:schemas-microsoft-com:office:office" xmlns:r="http://schemas.openxmlformats.org/officeDocument/2006/relationships" xmlns:m="http://schemas.openxmlformats.org/officeDocument/2006/math" xmlns:v="urn:schemas-microsoft-com:vml" xmlns:w="http://schemas.openxmlformats.org/wordprocessingml/2006/main" xmlns:w14="http://schemas.microsoft.com/office/word/2010/wordml" xmlns:w10="urn:schemas-microsoft-com:office:word" xmlns:sl="http://schemas.openxmlformats.org/schemaLibrary/2006/main" xmlns:wpsCustomData="http://www.wps.cn/officeDocument/2013/wpsCustomData" mc:Ignorable="w14">
+<w:styles xmlns:mc="http://schemas.openxmlformats.org/markup-compatibility/2006" xmlns:r="http://schemas.openxmlformats.org/officeDocument/2006/relationships" xmlns:w="http://schemas.openxmlformats.org/wordprocessingml/2006/main" xmlns:w14="http://schemas.microsoft.com/office/word/2010/wordml" xmlns:w15="http://schemas.microsoft.com/office/word/2012/wordml" xmlns:w16cex="http://schemas.microsoft.com/office/word/2018/wordml/cex" xmlns:w16cid="http://schemas.microsoft.com/office/word/2016/wordml/cid" xmlns:w16="http://schemas.microsoft.com/office/word/2018/wordml" xmlns:w16sdtdh="http://schemas.microsoft.com/office/word/2020/wordml/sdtdatahash" xmlns:w16se="http://schemas.microsoft.com/office/word/2015/wordml/symex" mc:Ignorable="w14 w15 w16se w16cid w16 w16cex w16sdtdh">
   <w:docDefaults>
     <w:rPrDefault>
       <w:rPr>
-        <w:rFonts w:asciiTheme="minorHAnsi" w:hAnsiTheme="minorHAnsi" w:eastAsiaTheme="minorHAnsi" w:cstheme="minorBidi"/>
+        <w:rFonts w:asciiTheme="minorHAnsi" w:eastAsiaTheme="minorHAnsi" w:hAnsiTheme="minorHAnsi" w:cstheme="minorBidi"/>
+        <w:lang w:val="ru-RU" w:eastAsia="ru-RU" w:bidi="ar-SA"/>
       </w:rPr>
     </w:rPrDefault>
     <w:pPrDefault/>
   </w:docDefaults>
-  <w:latentStyles w:count="260" w:defQFormat="0" w:defUnhideWhenUsed="1" w:defSemiHidden="1" w:defUIPriority="99" w:defLockedState="0">
-    <w:lsdException w:qFormat="1" w:unhideWhenUsed="0" w:uiPriority="0" w:semiHidden="0" w:name="Normal"/>
-    <w:lsdException w:qFormat="1" w:unhideWhenUsed="0" w:uiPriority="9" w:semiHidden="0" w:name="heading 1"/>
-    <w:lsdException w:qFormat="1" w:uiPriority="9" w:name="heading 2"/>
-    <w:lsdException w:qFormat="1" w:uiPriority="9" w:name="heading 3"/>
-    <w:lsdException w:qFormat="1" w:uiPriority="9" w:name="heading 4"/>
-    <w:lsdException w:qFormat="1" w:uiPriority="9" w:name="heading 5"/>
-    <w:lsdException w:qFormat="1" w:uiPriority="9" w:name="heading 6"/>
-    <w:lsdException w:qFormat="1" w:uiPriority="9" w:name="heading 7"/>
-    <w:lsdException w:qFormat="1" w:uiPriority="9" w:name="heading 8"/>
-    <w:lsdException w:qFormat="1" w:uiPriority="9" w:name="heading 9"/>
-    <w:lsdException w:uiPriority="99" w:name="index 1"/>
-    <w:lsdException w:uiPriority="99" w:name="index 2"/>
-    <w:lsdException w:uiPriority="99" w:name="index 3"/>
-    <w:lsdException w:uiPriority="99" w:name="index 4"/>
-    <w:lsdException w:uiPriority="99" w:name="index 5"/>
-    <w:lsdException w:uiPriority="99" w:name="index 6"/>
-    <w:lsdException w:uiPriority="99" w:name="index 7"/>
-    <w:lsdException w:uiPriority="99" w:name="index 8"/>
-    <w:lsdException w:uiPriority="99" w:name="index 9"/>
-    <w:lsdException w:uiPriority="39" w:name="toc 1"/>
-    <w:lsdException w:uiPriority="39" w:name="toc 2"/>
-    <w:lsdException w:uiPriority="39" w:name="toc 3"/>
-    <w:lsdException w:uiPriority="39" w:name="toc 4"/>
-    <w:lsdException w:uiPriority="39" w:name="toc 5"/>
-    <w:lsdException w:uiPriority="39" w:name="toc 6"/>
-    <w:lsdException w:uiPriority="39" w:name="toc 7"/>
-    <w:lsdException w:uiPriority="39" w:name="toc 8"/>
-    <w:lsdException w:uiPriority="39" w:name="toc 9"/>
-    <w:lsdException w:uiPriority="99" w:name="Normal Indent"/>
-    <w:lsdException w:uiPriority="99" w:name="footnote text"/>
-    <w:lsdException w:uiPriority="99" w:name="annotation text"/>
-    <w:lsdException w:uiPriority="99" w:name="header"/>
-    <w:lsdException w:uiPriority="99" w:name="footer"/>
-    <w:lsdException w:uiPriority="99" w:name="index heading"/>
-    <w:lsdException w:qFormat="1" w:uiPriority="35" w:name="caption"/>
-    <w:lsdException w:uiPriority="99" w:name="table of figures"/>
-    <w:lsdException w:uiPriority="99" w:name="envelope address"/>
-    <w:lsdException w:uiPriority="99" w:name="envelope return"/>
-    <w:lsdException w:uiPriority="99" w:name="footnote reference"/>
-    <w:lsdException w:uiPriority="99" w:name="annotation reference"/>
-    <w:lsdException w:uiPriority="99" w:name="line number"/>
-    <w:lsdException w:uiPriority="99" w:name="page number"/>
-    <w:lsdException w:uiPriority="99" w:name="endnote reference"/>
-    <w:lsdException w:uiPriority="99" w:name="endnote text"/>
-    <w:lsdException w:uiPriority="99" w:name="table of authorities"/>
-    <w:lsdException w:uiPriority="99" w:name="macro"/>
-    <w:lsdException w:uiPriority="99" w:name="toa heading"/>
-    <w:lsdException w:uiPriority="99" w:name="List"/>
-    <w:lsdException w:uiPriority="99" w:name="List Bullet"/>
-    <w:lsdException w:uiPriority="99" w:name="List Number"/>
-    <w:lsdException w:uiPriority="99" w:name="List 2"/>
-    <w:lsdException w:uiPriority="99" w:name="List 3"/>
-    <w:lsdException w:uiPriority="99" w:name="List 4"/>
-    <w:lsdException w:uiPriority="99" w:name="List 5"/>
-    <w:lsdException w:uiPriority="99" w:name="List Bullet 2"/>
-    <w:lsdException w:uiPriority="99" w:name="List Bullet 3"/>
-    <w:lsdException w:uiPriority="99" w:name="List Bullet 4"/>
-    <w:lsdException w:uiPriority="99" w:name="List Bullet 5"/>
-    <w:lsdException w:uiPriority="99" w:name="List Number 2"/>
-    <w:lsdException w:uiPriority="99" w:name="List Number 3"/>
-    <w:lsdException w:uiPriority="99" w:name="List Number 4"/>
-    <w:lsdException w:uiPriority="99" w:name="List Number 5"/>
-    <w:lsdException w:qFormat="1" w:unhideWhenUsed="0" w:uiPriority="10" w:semiHidden="0" w:name="Title"/>
-    <w:lsdException w:uiPriority="99" w:name="Closing"/>
-    <w:lsdException w:uiPriority="99" w:name="Signature"/>
-    <w:lsdException w:uiPriority="1" w:semiHidden="0" w:name="Default Paragraph Font"/>
-    <w:lsdException w:uiPriority="99" w:name="Body Text"/>
-    <w:lsdException w:uiPriority="99" w:name="Body Text Indent"/>
-    <w:lsdException w:uiPriority="99" w:name="List Continue"/>
-    <w:lsdException w:uiPriority="99" w:name="List Continue 2"/>
-    <w:lsdException w:uiPriority="99" w:name="List Continue 3"/>
-    <w:lsdException w:uiPriority="99" w:name="List Continue 4"/>
-    <w:lsdException w:uiPriority="99" w:name="List Continue 5"/>
-    <w:lsdException w:uiPriority="99" w:name="Message Header"/>
-    <w:lsdException w:qFormat="1" w:unhideWhenUsed="0" w:uiPriority="11" w:semiHidden="0" w:name="Subtitle"/>
-    <w:lsdException w:uiPriority="99" w:name="Salutation"/>
-    <w:lsdException w:uiPriority="99" w:name="Date"/>
-    <w:lsdException w:uiPriority="99" w:name="Body Text First Indent"/>
-    <w:lsdException w:uiPriority="99" w:name="Body Text First Indent 2"/>
-    <w:lsdException w:uiPriority="99" w:name="Note Heading"/>
-    <w:lsdException w:uiPriority="99" w:name="Body Text 2"/>
-    <w:lsdException w:uiPriority="99" w:name="Body Text 3"/>
-    <w:lsdException w:uiPriority="99" w:name="Body Text Indent 2"/>
-    <w:lsdException w:uiPriority="99" w:name="Body Text Indent 3"/>
-    <w:lsdException w:uiPriority="99" w:name="Block Text"/>
-    <w:lsdException w:uiPriority="99" w:name="Hyperlink"/>
-    <w:lsdException w:uiPriority="99" w:name="FollowedHyperlink"/>
-    <w:lsdException w:qFormat="1" w:unhideWhenUsed="0" w:uiPriority="22" w:semiHidden="0" w:name="Strong"/>
-    <w:lsdException w:qFormat="1" w:unhideWhenUsed="0" w:uiPriority="20" w:semiHidden="0" w:name="Emphasis"/>
-    <w:lsdException w:uiPriority="99" w:name="Document Map"/>
-    <w:lsdException w:uiPriority="99" w:name="Plain Text"/>
-    <w:lsdException w:uiPriority="99" w:name="E-mail Signature"/>
-    <w:lsdException w:uiPriority="99" w:name="Normal (Web)"/>
-    <w:lsdException w:uiPriority="99" w:name="HTML Acronym"/>
-    <w:lsdException w:uiPriority="99" w:name="HTML Address"/>
-    <w:lsdException w:uiPriority="99" w:name="HTML Cite"/>
-    <w:lsdException w:uiPriority="99" w:name="HTML Code"/>
-    <w:lsdException w:uiPriority="99" w:name="HTML Definition"/>
-    <w:lsdException w:uiPriority="99" w:name="HTML Keyboard"/>
-    <w:lsdException w:uiPriority="99" w:name="HTML Preformatted"/>
-    <w:lsdException w:uiPriority="99" w:name="HTML Sample"/>
-    <w:lsdException w:uiPriority="99" w:name="HTML Typewriter"/>
-    <w:lsdException w:uiPriority="99" w:name="HTML Variable"/>
-    <w:lsdException w:uiPriority="99" w:name="Normal Table"/>
-    <w:lsdException w:uiPriority="99" w:name="annotation subject"/>
-    <w:lsdException w:uiPriority="99" w:name="Table Simple 1"/>
-    <w:lsdException w:uiPriority="99" w:name="Table Simple 2"/>
-    <w:lsdException w:uiPriority="99" w:name="Table Simple 3"/>
-    <w:lsdException w:uiPriority="99" w:name="Table Classic 1"/>
-    <w:lsdException w:uiPriority="99" w:name="Table Classic 2"/>
-    <w:lsdException w:uiPriority="99" w:name="Table Classic 3"/>
-    <w:lsdException w:uiPriority="99" w:name="Table Classic 4"/>
-    <w:lsdException w:uiPriority="99" w:name="Table Colorful 1"/>
-    <w:lsdException w:uiPriority="99" w:name="Table Colorful 2"/>
-    <w:lsdException w:uiPriority="99" w:name="Table Colorful 3"/>
-    <w:lsdException w:uiPriority="99" w:name="Table Columns 1"/>
-    <w:lsdException w:uiPriority="99" w:name="Table Columns 2"/>
-    <w:lsdException w:uiPriority="99" w:name="Table Columns 3"/>
-    <w:lsdException w:uiPriority="99" w:name="Table Columns 4"/>
-    <w:lsdException w:uiPriority="99" w:name="Table Columns 5"/>
-    <w:lsdException w:uiPriority="99" w:name="Table Grid 1"/>
-    <w:lsdException w:uiPriority="99" w:name="Table Grid 2"/>
-    <w:lsdException w:uiPriority="99" w:name="Table Grid 3"/>
-    <w:lsdException w:uiPriority="99" w:name="Table Grid 4"/>
-    <w:lsdException w:uiPriority="99" w:name="Table Grid 5"/>
-    <w:lsdException w:uiPriority="99" w:name="Table Grid 6"/>
-    <w:lsdException w:uiPriority="99" w:name="Table Grid 7"/>
-    <w:lsdException w:uiPriority="99" w:name="Table Grid 8"/>
-    <w:lsdException w:uiPriority="99" w:name="Table List 1"/>
-    <w:lsdException w:uiPriority="99" w:name="Table List 2"/>
-    <w:lsdException w:uiPriority="99" w:name="Table List 3"/>
-    <w:lsdException w:uiPriority="99" w:name="Table List 4"/>
-    <w:lsdException w:uiPriority="99" w:name="Table List 5"/>
-    <w:lsdException w:uiPriority="99" w:name="Table List 6"/>
-    <w:lsdException w:uiPriority="99" w:name="Table List 7"/>
-    <w:lsdException w:uiPriority="99" w:name="Table List 8"/>
-    <w:lsdException w:uiPriority="99" w:name="Table 3D effects 1"/>
-    <w:lsdException w:uiPriority="99" w:name="Table 3D effects 2"/>
-    <w:lsdException w:uiPriority="99" w:name="Table 3D effects 3"/>
-    <w:lsdException w:uiPriority="99" w:name="Table Contemporary"/>
-    <w:lsdException w:uiPriority="99" w:name="Table Elegant"/>
-    <w:lsdException w:uiPriority="99" w:name="Table Professional"/>
-    <w:lsdException w:uiPriority="99" w:name="Table Subtle 1"/>
-    <w:lsdException w:uiPriority="99" w:name="Table Subtle 2"/>
-    <w:lsdException w:uiPriority="99" w:name="Table Web 1"/>
-    <w:lsdException w:uiPriority="99" w:name="Table Web 2"/>
-    <w:lsdException w:uiPriority="99" w:name="Table Web 3"/>
-    <w:lsdException w:uiPriority="99" w:name="Balloon Text"/>
-    <w:lsdException w:unhideWhenUsed="0" w:uiPriority="39" w:semiHidden="0" w:name="Table Grid"/>
-    <w:lsdException w:uiPriority="99" w:name="Table Theme"/>
-    <w:lsdException w:qFormat="1" w:unhideWhenUsed="0" w:uiPriority="34" w:semiHidden="0" w:name="List Paragraph"/>
-    <w:lsdException w:qFormat="1" w:unhideWhenUsed="0" w:uiPriority="29" w:semiHidden="0" w:name="Quote"/>
-    <w:lsdException w:qFormat="1" w:unhideWhenUsed="0" w:uiPriority="30" w:semiHidden="0" w:name="Intense Quote"/>
+  <w:latentStyles w:defLockedState="0" w:defUIPriority="99" w:defSemiHidden="0" w:defUnhideWhenUsed="0" w:defQFormat="0" w:count="376">
+    <w:lsdException w:name="Normal" w:uiPriority="0" w:qFormat="1"/>
+    <w:lsdException w:name="heading 1" w:uiPriority="9" w:qFormat="1"/>
+    <w:lsdException w:name="heading 2" w:semiHidden="1" w:uiPriority="9" w:unhideWhenUsed="1" w:qFormat="1"/>
+    <w:lsdException w:name="heading 3" w:semiHidden="1" w:uiPriority="9" w:unhideWhenUsed="1" w:qFormat="1"/>
+    <w:lsdException w:name="heading 4" w:semiHidden="1" w:uiPriority="9" w:unhideWhenUsed="1" w:qFormat="1"/>
+    <w:lsdException w:name="heading 5" w:semiHidden="1" w:uiPriority="9" w:unhideWhenUsed="1" w:qFormat="1"/>
+    <w:lsdException w:name="heading 6" w:semiHidden="1" w:uiPriority="9" w:unhideWhenUsed="1" w:qFormat="1"/>
+    <w:lsdException w:name="heading 7" w:semiHidden="1" w:uiPriority="9" w:unhideWhenUsed="1" w:qFormat="1"/>
+    <w:lsdException w:name="heading 8" w:semiHidden="1" w:uiPriority="9" w:unhideWhenUsed="1" w:qFormat="1"/>
+    <w:lsdException w:name="heading 9" w:semiHidden="1" w:uiPriority="9" w:unhideWhenUsed="1" w:qFormat="1"/>
+    <w:lsdException w:name="index 1" w:semiHidden="1" w:unhideWhenUsed="1"/>
+    <w:lsdException w:name="index 2" w:semiHidden="1" w:unhideWhenUsed="1"/>
+    <w:lsdException w:name="index 3" w:semiHidden="1" w:unhideWhenUsed="1"/>
+    <w:lsdException w:name="index 4" w:semiHidden="1" w:unhideWhenUsed="1"/>
+    <w:lsdException w:name="index 5" w:semiHidden="1" w:unhideWhenUsed="1"/>
+    <w:lsdException w:name="index 6" w:semiHidden="1" w:unhideWhenUsed="1"/>
+    <w:lsdException w:name="index 7" w:semiHidden="1" w:unhideWhenUsed="1"/>
+    <w:lsdException w:name="index 8" w:semiHidden="1" w:unhideWhenUsed="1"/>
+    <w:lsdException w:name="index 9" w:semiHidden="1" w:unhideWhenUsed="1"/>
+    <w:lsdException w:name="toc 1" w:semiHidden="1" w:uiPriority="39" w:unhideWhenUsed="1"/>
+    <w:lsdException w:name="toc 2" w:semiHidden="1" w:uiPriority="39" w:unhideWhenUsed="1"/>
+    <w:lsdException w:name="toc 3" w:semiHidden="1" w:uiPriority="39" w:unhideWhenUsed="1"/>
+    <w:lsdException w:name="toc 4" w:semiHidden="1" w:uiPriority="39" w:unhideWhenUsed="1"/>
+    <w:lsdException w:name="toc 5" w:semiHidden="1" w:uiPriority="39" w:unhideWhenUsed="1"/>
+    <w:lsdException w:name="toc 6" w:semiHidden="1" w:uiPriority="39" w:unhideWhenUsed="1"/>
+    <w:lsdException w:name="toc 7" w:semiHidden="1" w:uiPriority="39" w:unhideWhenUsed="1"/>
+    <w:lsdException w:name="toc 8" w:semiHidden="1" w:uiPriority="39" w:unhideWhenUsed="1"/>
+    <w:lsdException w:name="toc 9" w:semiHidden="1" w:uiPriority="39" w:unhideWhenUsed="1"/>
+    <w:lsdException w:name="Normal Indent" w:semiHidden="1" w:unhideWhenUsed="1"/>
+    <w:lsdException w:name="footnote text" w:semiHidden="1" w:unhideWhenUsed="1"/>
+    <w:lsdException w:name="annotation text" w:semiHidden="1" w:unhideWhenUsed="1"/>
+    <w:lsdException w:name="header" w:semiHidden="1" w:unhideWhenUsed="1"/>
+    <w:lsdException w:name="footer" w:semiHidden="1" w:unhideWhenUsed="1"/>
+    <w:lsdException w:name="index heading" w:semiHidden="1" w:unhideWhenUsed="1"/>
+    <w:lsdException w:name="caption" w:semiHidden="1" w:uiPriority="35" w:unhideWhenUsed="1" w:qFormat="1"/>
+    <w:lsdException w:name="table of figures" w:semiHidden="1" w:unhideWhenUsed="1"/>
+    <w:lsdException w:name="envelope address" w:semiHidden="1" w:unhideWhenUsed="1"/>
+    <w:lsdException w:name="envelope return" w:semiHidden="1" w:unhideWhenUsed="1"/>
+    <w:lsdException w:name="footnote reference" w:semiHidden="1" w:unhideWhenUsed="1"/>
+    <w:lsdException w:name="annotation reference" w:semiHidden="1" w:unhideWhenUsed="1"/>
+    <w:lsdException w:name="line number" w:semiHidden="1" w:unhideWhenUsed="1"/>
+    <w:lsdException w:name="page number" w:semiHidden="1" w:unhideWhenUsed="1"/>
+    <w:lsdException w:name="endnote reference" w:semiHidden="1" w:unhideWhenUsed="1"/>
+    <w:lsdException w:name="endnote text" w:semiHidden="1" w:unhideWhenUsed="1"/>
+    <w:lsdException w:name="table of authorities" w:semiHidden="1" w:unhideWhenUsed="1"/>
+    <w:lsdException w:name="macro" w:semiHidden="1" w:unhideWhenUsed="1"/>
+    <w:lsdException w:name="toa heading" w:semiHidden="1" w:unhideWhenUsed="1"/>
+    <w:lsdException w:name="List" w:semiHidden="1" w:unhideWhenUsed="1"/>
+    <w:lsdException w:name="List Bullet" w:semiHidden="1" w:unhideWhenUsed="1"/>
+    <w:lsdException w:name="List Number" w:semiHidden="1" w:unhideWhenUsed="1"/>
+    <w:lsdException w:name="List 2" w:semiHidden="1" w:unhideWhenUsed="1"/>
+    <w:lsdException w:name="List 3" w:semiHidden="1" w:unhideWhenUsed="1"/>
+    <w:lsdException w:name="List 4" w:semiHidden="1" w:unhideWhenUsed="1"/>
+    <w:lsdException w:name="List 5" w:semiHidden="1" w:unhideWhenUsed="1"/>
+    <w:lsdException w:name="List Bullet 2" w:semiHidden="1" w:unhideWhenUsed="1"/>
+    <w:lsdException w:name="List Bullet 3" w:semiHidden="1" w:unhideWhenUsed="1"/>
+    <w:lsdException w:name="List Bullet 4" w:semiHidden="1" w:unhideWhenUsed="1"/>
+    <w:lsdException w:name="List Bullet 5" w:semiHidden="1" w:unhideWhenUsed="1"/>
+    <w:lsdException w:name="List Number 2" w:semiHidden="1" w:unhideWhenUsed="1"/>
+    <w:lsdException w:name="List Number 3" w:semiHidden="1" w:unhideWhenUsed="1"/>
+    <w:lsdException w:name="List Number 4" w:semiHidden="1" w:unhideWhenUsed="1"/>
+    <w:lsdException w:name="List Number 5" w:semiHidden="1" w:unhideWhenUsed="1"/>
+    <w:lsdException w:name="Title" w:uiPriority="10" w:qFormat="1"/>
+    <w:lsdException w:name="Closing" w:semiHidden="1" w:unhideWhenUsed="1"/>
+    <w:lsdException w:name="Signature" w:semiHidden="1" w:unhideWhenUsed="1"/>
+    <w:lsdException w:name="Default Paragraph Font" w:uiPriority="1" w:unhideWhenUsed="1"/>
+    <w:lsdException w:name="Body Text" w:semiHidden="1" w:unhideWhenUsed="1"/>
+    <w:lsdException w:name="Body Text Indent" w:semiHidden="1" w:unhideWhenUsed="1"/>
+    <w:lsdException w:name="List Continue" w:semiHidden="1" w:unhideWhenUsed="1"/>
+    <w:lsdException w:name="List Continue 2" w:semiHidden="1" w:unhideWhenUsed="1"/>
+    <w:lsdException w:name="List Continue 3" w:semiHidden="1" w:unhideWhenUsed="1"/>
+    <w:lsdException w:name="List Continue 4" w:semiHidden="1" w:unhideWhenUsed="1"/>
+    <w:lsdException w:name="List Continue 5" w:semiHidden="1" w:unhideWhenUsed="1"/>
+    <w:lsdException w:name="Message Header" w:semiHidden="1" w:unhideWhenUsed="1"/>
+    <w:lsdException w:name="Subtitle" w:uiPriority="11" w:qFormat="1"/>
+    <w:lsdException w:name="Salutation" w:semiHidden="1" w:unhideWhenUsed="1"/>
+    <w:lsdException w:name="Date" w:semiHidden="1" w:unhideWhenUsed="1"/>
+    <w:lsdException w:name="Body Text First Indent" w:semiHidden="1" w:unhideWhenUsed="1"/>
+    <w:lsdException w:name="Body Text First Indent 2" w:semiHidden="1" w:unhideWhenUsed="1"/>
+    <w:lsdException w:name="Note Heading" w:semiHidden="1" w:unhideWhenUsed="1"/>
+    <w:lsdException w:name="Body Text 2" w:semiHidden="1" w:unhideWhenUsed="1"/>
+    <w:lsdException w:name="Body Text 3" w:semiHidden="1" w:unhideWhenUsed="1"/>
+    <w:lsdException w:name="Body Text Indent 2" w:semiHidden="1" w:unhideWhenUsed="1"/>
+    <w:lsdException w:name="Body Text Indent 3" w:semiHidden="1" w:unhideWhenUsed="1"/>
+    <w:lsdException w:name="Block Text" w:semiHidden="1" w:unhideWhenUsed="1"/>
+    <w:lsdException w:name="Hyperlink" w:semiHidden="1" w:unhideWhenUsed="1"/>
+    <w:lsdException w:name="FollowedHyperlink" w:semiHidden="1" w:unhideWhenUsed="1"/>
+    <w:lsdException w:name="Strong" w:uiPriority="22" w:qFormat="1"/>
+    <w:lsdException w:name="Emphasis" w:uiPriority="20" w:qFormat="1"/>
+    <w:lsdException w:name="Document Map" w:semiHidden="1" w:unhideWhenUsed="1"/>
+    <w:lsdException w:name="Plain Text" w:semiHidden="1" w:unhideWhenUsed="1"/>
+    <w:lsdException w:name="E-mail Signature" w:semiHidden="1" w:unhideWhenUsed="1"/>
+    <w:lsdException w:name="HTML Top of Form" w:semiHidden="1" w:unhideWhenUsed="1"/>
+    <w:lsdException w:name="HTML Bottom of Form" w:semiHidden="1" w:unhideWhenUsed="1"/>
+    <w:lsdException w:name="Normal (Web)" w:semiHidden="1" w:unhideWhenUsed="1"/>
+    <w:lsdException w:name="HTML Acronym" w:semiHidden="1" w:unhideWhenUsed="1"/>
+    <w:lsdException w:name="HTML Address" w:semiHidden="1" w:unhideWhenUsed="1"/>
+    <w:lsdException w:name="HTML Cite" w:semiHidden="1" w:unhideWhenUsed="1"/>
+    <w:lsdException w:name="HTML Code" w:semiHidden="1" w:unhideWhenUsed="1"/>
+    <w:lsdException w:name="HTML Definition" w:semiHidden="1" w:unhideWhenUsed="1"/>
+    <w:lsdException w:name="HTML Keyboard" w:semiHidden="1" w:unhideWhenUsed="1"/>
+    <w:lsdException w:name="HTML Preformatted" w:semiHidden="1" w:unhideWhenUsed="1"/>
+    <w:lsdException w:name="HTML Sample" w:semiHidden="1" w:unhideWhenUsed="1"/>
+    <w:lsdException w:name="HTML Typewriter" w:semiHidden="1" w:unhideWhenUsed="1"/>
+    <w:lsdException w:name="HTML Variable" w:semiHidden="1" w:unhideWhenUsed="1"/>
+    <w:lsdException w:name="Normal Table" w:semiHidden="1" w:unhideWhenUsed="1"/>
+    <w:lsdException w:name="annotation subject" w:semiHidden="1" w:unhideWhenUsed="1"/>
+    <w:lsdException w:name="No List" w:semiHidden="1" w:unhideWhenUsed="1"/>
+    <w:lsdException w:name="Outline List 1" w:semiHidden="1" w:unhideWhenUsed="1"/>
+    <w:lsdException w:name="Outline List 2" w:semiHidden="1" w:unhideWhenUsed="1"/>
+    <w:lsdException w:name="Outline List 3" w:semiHidden="1" w:unhideWhenUsed="1"/>
+    <w:lsdException w:name="Table Simple 1" w:semiHidden="1" w:unhideWhenUsed="1"/>
+    <w:lsdException w:name="Table Simple 2" w:semiHidden="1" w:unhideWhenUsed="1"/>
+    <w:lsdException w:name="Table Simple 3" w:semiHidden="1" w:unhideWhenUsed="1"/>
+    <w:lsdException w:name="Table Classic 1" w:semiHidden="1" w:unhideWhenUsed="1"/>
+    <w:lsdException w:name="Table Classic 2" w:semiHidden="1" w:unhideWhenUsed="1"/>
+    <w:lsdException w:name="Table Classic 3" w:semiHidden="1" w:unhideWhenUsed="1"/>
+    <w:lsdException w:name="Table Classic 4" w:semiHidden="1" w:unhideWhenUsed="1"/>
+    <w:lsdException w:name="Table Colorful 1" w:semiHidden="1" w:unhideWhenUsed="1"/>
+    <w:lsdException w:name="Table Colorful 2" w:semiHidden="1" w:unhideWhenUsed="1"/>
+    <w:lsdException w:name="Table Colorful 3" w:semiHidden="1" w:unhideWhenUsed="1"/>
+    <w:lsdException w:name="Table Columns 1" w:semiHidden="1" w:unhideWhenUsed="1"/>
+    <w:lsdException w:name="Table Columns 2" w:semiHidden="1" w:unhideWhenUsed="1"/>
+    <w:lsdException w:name="Table Columns 3" w:semiHidden="1" w:unhideWhenUsed="1"/>
+    <w:lsdException w:name="Table Columns 4" w:semiHidden="1" w:unhideWhenUsed="1"/>
+    <w:lsdException w:name="Table Columns 5" w:semiHidden="1" w:unhideWhenUsed="1"/>
+    <w:lsdException w:name="Table Grid 1" w:semiHidden="1" w:unhideWhenUsed="1"/>
+    <w:lsdException w:name="Table Grid 2" w:semiHidden="1" w:unhideWhenUsed="1"/>
+    <w:lsdException w:name="Table Grid 3" w:semiHidden="1" w:unhideWhenUsed="1"/>
+    <w:lsdException w:name="Table Grid 4" w:semiHidden="1" w:unhideWhenUsed="1"/>
+    <w:lsdException w:name="Table Grid 5" w:semiHidden="1" w:unhideWhenUsed="1"/>
+    <w:lsdException w:name="Table Grid 6" w:semiHidden="1" w:unhideWhenUsed="1"/>
+    <w:lsdException w:name="Table Grid 7" w:semiHidden="1" w:unhideWhenUsed="1"/>
+    <w:lsdException w:name="Table Grid 8" w:semiHidden="1" w:unhideWhenUsed="1"/>
+    <w:lsdException w:name="Table List 1" w:semiHidden="1" w:unhideWhenUsed="1"/>
+    <w:lsdException w:name="Table List 2" w:semiHidden="1" w:unhideWhenUsed="1"/>
+    <w:lsdException w:name="Table List 3" w:semiHidden="1" w:unhideWhenUsed="1"/>
+    <w:lsdException w:name="Table List 4" w:semiHidden="1" w:unhideWhenUsed="1"/>
+    <w:lsdException w:name="Table List 5" w:semiHidden="1" w:unhideWhenUsed="1"/>
+    <w:lsdException w:name="Table List 6" w:semiHidden="1" w:unhideWhenUsed="1"/>
+    <w:lsdException w:name="Table List 7" w:semiHidden="1" w:unhideWhenUsed="1"/>
+    <w:lsdException w:name="Table List 8" w:semiHidden="1" w:unhideWhenUsed="1"/>
+    <w:lsdException w:name="Table 3D effects 1" w:semiHidden="1" w:unhideWhenUsed="1"/>
+    <w:lsdException w:name="Table 3D effects 2" w:semiHidden="1" w:unhideWhenUsed="1"/>
+    <w:lsdException w:name="Table 3D effects 3" w:semiHidden="1" w:unhideWhenUsed="1"/>
+    <w:lsdException w:name="Table Contemporary" w:semiHidden="1" w:unhideWhenUsed="1"/>
+    <w:lsdException w:name="Table Elegant" w:semiHidden="1" w:unhideWhenUsed="1"/>
+    <w:lsdException w:name="Table Professional" w:semiHidden="1" w:unhideWhenUsed="1"/>
+    <w:lsdException w:name="Table Subtle 1" w:semiHidden="1" w:unhideWhenUsed="1"/>
+    <w:lsdException w:name="Table Subtle 2" w:semiHidden="1" w:unhideWhenUsed="1"/>
+    <w:lsdException w:name="Table Web 1" w:semiHidden="1" w:unhideWhenUsed="1"/>
+    <w:lsdException w:name="Table Web 2" w:semiHidden="1" w:unhideWhenUsed="1"/>
+    <w:lsdException w:name="Table Web 3" w:semiHidden="1" w:unhideWhenUsed="1"/>
+    <w:lsdException w:name="Balloon Text" w:semiHidden="1" w:unhideWhenUsed="1"/>
+    <w:lsdException w:name="Table Grid" w:uiPriority="39"/>
+    <w:lsdException w:name="Table Theme" w:semiHidden="1" w:unhideWhenUsed="1"/>
+    <w:lsdException w:name="Placeholder Text" w:semiHidden="1" w:unhideWhenUsed="1"/>
+    <w:lsdException w:name="No Spacing" w:semiHidden="1" w:unhideWhenUsed="1"/>
+    <w:lsdException w:name="Light Shading"/>
+    <w:lsdException w:name="Light List"/>
+    <w:lsdException w:name="Light Grid"/>
+    <w:lsdException w:name="Medium Shading 1"/>
+    <w:lsdException w:name="Medium Shading 2"/>
+    <w:lsdException w:name="Medium List 1"/>
+    <w:lsdException w:name="Medium List 2"/>
+    <w:lsdException w:name="Medium Grid 1"/>
+    <w:lsdException w:name="Medium Grid 2"/>
+    <w:lsdException w:name="Medium Grid 3"/>
+    <w:lsdException w:name="Dark List"/>
+    <w:lsdException w:name="Colorful Shading"/>
+    <w:lsdException w:name="Colorful List"/>
+    <w:lsdException w:name="Colorful Grid"/>
+    <w:lsdException w:name="Light Shading Accent 1"/>
+    <w:lsdException w:name="Light List Accent 1"/>
+    <w:lsdException w:name="Light Grid Accent 1"/>
+    <w:lsdException w:name="Medium Shading 1 Accent 1"/>
+    <w:lsdException w:name="Medium Shading 2 Accent 1"/>
+    <w:lsdException w:name="Medium List 1 Accent 1"/>
+    <w:lsdException w:name="Revision" w:semiHidden="1" w:unhideWhenUsed="1"/>
+    <w:lsdException w:name="List Paragraph" w:uiPriority="34" w:qFormat="1"/>
+    <w:lsdException w:name="Quote" w:uiPriority="29" w:qFormat="1"/>
+    <w:lsdException w:name="Intense Quote" w:uiPriority="30" w:qFormat="1"/>
+    <w:lsdException w:name="Medium List 2 Accent 1"/>
+    <w:lsdException w:name="Medium Grid 1 Accent 1"/>
+    <w:lsdException w:name="Medium Grid 2 Accent 1"/>
+    <w:lsdException w:name="Medium Grid 3 Accent 1"/>
+    <w:lsdException w:name="Dark List Accent 1"/>
+    <w:lsdException w:name="Colorful Shading Accent 1"/>
+    <w:lsdException w:name="Colorful List Accent 1"/>
+    <w:lsdException w:name="Colorful Grid Accent 1"/>
+    <w:lsdException w:name="Light Shading Accent 2"/>
+    <w:lsdException w:name="Light List Accent 2"/>
+    <w:lsdException w:name="Light Grid Accent 2"/>
+    <w:lsdException w:name="Medium Shading 1 Accent 2"/>
+    <w:lsdException w:name="Medium Shading 2 Accent 2"/>
+    <w:lsdException w:name="Medium List 1 Accent 2"/>
+    <w:lsdException w:name="Medium List 2 Accent 2"/>
+    <w:lsdException w:name="Medium Grid 1 Accent 2"/>
+    <w:lsdException w:name="Medium Grid 2 Accent 2"/>
+    <w:lsdException w:name="Medium Grid 3 Accent 2"/>
+    <w:lsdException w:name="Dark List Accent 2"/>
+    <w:lsdException w:name="Colorful Shading Accent 2"/>
+    <w:lsdException w:name="Colorful List Accent 2"/>
+    <w:lsdException w:name="Colorful Grid Accent 2"/>
+    <w:lsdException w:name="Light Shading Accent 3"/>
+    <w:lsdException w:name="Light List Accent 3"/>
+    <w:lsdException w:name="Light Grid Accent 3"/>
+    <w:lsdException w:name="Medium Shading 1 Accent 3"/>
+    <w:lsdException w:name="Medium Shading 2 Accent 3"/>
+    <w:lsdException w:name="Medium List 1 Accent 3"/>
+    <w:lsdException w:name="Medium List 2 Accent 3"/>
+    <w:lsdException w:name="Medium Grid 1 Accent 3"/>
+    <w:lsdException w:name="Medium Grid 2 Accent 3"/>
+    <w:lsdException w:name="Medium Grid 3 Accent 3"/>
+    <w:lsdException w:name="Dark List Accent 3"/>
+    <w:lsdException w:name="Colorful Shading Accent 3"/>
+    <w:lsdException w:name="Colorful List Accent 3"/>
+    <w:lsdException w:name="Colorful Grid Accent 3"/>
+    <w:lsdException w:name="Light Shading Accent 4"/>
+    <w:lsdException w:name="Light List Accent 4"/>
+    <w:lsdException w:name="Light Grid Accent 4"/>
+    <w:lsdException w:name="Medium Shading 1 Accent 4"/>
+    <w:lsdException w:name="Medium Shading 2 Accent 4"/>
+    <w:lsdException w:name="Medium List 1 Accent 4"/>
+    <w:lsdException w:name="Medium List 2 Accent 4"/>
+    <w:lsdException w:name="Medium Grid 1 Accent 4"/>
+    <w:lsdException w:name="Medium Grid 2 Accent 4"/>
+    <w:lsdException w:name="Medium Grid 3 Accent 4"/>
+    <w:lsdException w:name="Dark List Accent 4"/>
+    <w:lsdException w:name="Colorful Shading Accent 4"/>
+    <w:lsdException w:name="Colorful List Accent 4"/>
+    <w:lsdException w:name="Colorful Grid Accent 4"/>
+    <w:lsdException w:name="Light Shading Accent 5"/>
+    <w:lsdException w:name="Light List Accent 5"/>
+    <w:lsdException w:name="Light Grid Accent 5"/>
+    <w:lsdException w:name="Medium Shading 1 Accent 5"/>
+    <w:lsdException w:name="Medium Shading 2 Accent 5"/>
+    <w:lsdException w:name="Medium List 1 Accent 5"/>
+    <w:lsdException w:name="Medium List 2 Accent 5"/>
+    <w:lsdException w:name="Medium Grid 1 Accent 5"/>
+    <w:lsdException w:name="Medium Grid 2 Accent 5"/>
+    <w:lsdException w:name="Medium Grid 3 Accent 5"/>
+    <w:lsdException w:name="Dark List Accent 5"/>
+    <w:lsdException w:name="Colorful Shading Accent 5"/>
+    <w:lsdException w:name="Colorful List Accent 5"/>
+    <w:lsdException w:name="Colorful Grid Accent 5"/>
+    <w:lsdException w:name="Light Shading Accent 6"/>
+    <w:lsdException w:name="Light List Accent 6"/>
+    <w:lsdException w:name="Light Grid Accent 6"/>
+    <w:lsdException w:name="Medium Shading 1 Accent 6"/>
+    <w:lsdException w:name="Medium Shading 2 Accent 6"/>
+    <w:lsdException w:name="Medium List 1 Accent 6"/>
+    <w:lsdException w:name="Medium List 2 Accent 6"/>
+    <w:lsdException w:name="Medium Grid 1 Accent 6"/>
+    <w:lsdException w:name="Medium Grid 2 Accent 6"/>
+    <w:lsdException w:name="Medium Grid 3 Accent 6"/>
+    <w:lsdException w:name="Dark List Accent 6"/>
+    <w:lsdException w:name="Colorful Shading Accent 6"/>
+    <w:lsdException w:name="Colorful List Accent 6"/>
+    <w:lsdException w:name="Colorful Grid Accent 6"/>
+    <w:lsdException w:name="Subtle Emphasis" w:uiPriority="19" w:qFormat="1"/>
+    <w:lsdException w:name="Intense Emphasis" w:uiPriority="21" w:qFormat="1"/>
+    <w:lsdException w:name="Subtle Reference" w:uiPriority="31" w:qFormat="1"/>
+    <w:lsdException w:name="Intense Reference" w:uiPriority="32" w:qFormat="1"/>
+    <w:lsdException w:name="Book Title" w:uiPriority="33" w:qFormat="1"/>
+    <w:lsdException w:name="Bibliography" w:semiHidden="1" w:uiPriority="37" w:unhideWhenUsed="1"/>
+    <w:lsdException w:name="TOC Heading" w:semiHidden="1" w:uiPriority="39" w:unhideWhenUsed="1" w:qFormat="1"/>
+    <w:lsdException w:name="Plain Table 1" w:uiPriority="41"/>
+    <w:lsdException w:name="Plain Table 2" w:uiPriority="42"/>
+    <w:lsdException w:name="Plain Table 3" w:uiPriority="43"/>
+    <w:lsdException w:name="Plain Table 4" w:uiPriority="44"/>
+    <w:lsdException w:name="Plain Table 5" w:uiPriority="45"/>
+    <w:lsdException w:name="Grid Table Light" w:uiPriority="40"/>
+    <w:lsdException w:name="Grid Table 1 Light" w:uiPriority="46"/>
+    <w:lsdException w:name="Grid Table 2" w:uiPriority="47"/>
+    <w:lsdException w:name="Grid Table 3" w:uiPriority="48"/>
+    <w:lsdException w:name="Grid Table 4" w:uiPriority="49"/>
+    <w:lsdException w:name="Grid Table 5 Dark" w:uiPriority="50"/>
+    <w:lsdException w:name="Grid Table 6 Colorful" w:uiPriority="51"/>
+    <w:lsdException w:name="Grid Table 7 Colorful" w:uiPriority="52"/>
+    <w:lsdException w:name="Grid Table 1 Light Accent 1" w:uiPriority="46"/>
+    <w:lsdException w:name="Grid Table 2 Accent 1" w:uiPriority="47"/>
+    <w:lsdException w:name="Grid Table 3 Accent 1" w:uiPriority="48"/>
+    <w:lsdException w:name="Grid Table 4 Accent 1" w:uiPriority="49"/>
+    <w:lsdException w:name="Grid Table 5 Dark Accent 1" w:uiPriority="50"/>
+    <w:lsdException w:name="Grid Table 6 Colorful Accent 1" w:uiPriority="51"/>
+    <w:lsdException w:name="Grid Table 7 Colorful Accent 1" w:uiPriority="52"/>
+    <w:lsdException w:name="Grid Table 1 Light Accent 2" w:uiPriority="46"/>
+    <w:lsdException w:name="Grid Table 2 Accent 2" w:uiPriority="47"/>
+    <w:lsdException w:name="Grid Table 3 Accent 2" w:uiPriority="48"/>
+    <w:lsdException w:name="Grid Table 4 Accent 2" w:uiPriority="49"/>
+    <w:lsdException w:name="Grid Table 5 Dark Accent 2" w:uiPriority="50"/>
+    <w:lsdException w:name="Grid Table 6 Colorful Accent 2" w:uiPriority="51"/>
+    <w:lsdException w:name="Grid Table 7 Colorful Accent 2" w:uiPriority="52"/>
+    <w:lsdException w:name="Grid Table 1 Light Accent 3" w:uiPriority="46"/>
+    <w:lsdException w:name="Grid Table 2 Accent 3" w:uiPriority="47"/>
+    <w:lsdException w:name="Grid Table 3 Accent 3" w:uiPriority="48"/>
+    <w:lsdException w:name="Grid Table 4 Accent 3" w:uiPriority="49"/>
+    <w:lsdException w:name="Grid Table 5 Dark Accent 3" w:uiPriority="50"/>
+    <w:lsdException w:name="Grid Table 6 Colorful Accent 3" w:uiPriority="51"/>
+    <w:lsdException w:name="Grid Table 7 Colorful Accent 3" w:uiPriority="52"/>
+    <w:lsdException w:name="Grid Table 1 Light Accent 4" w:uiPriority="46"/>
+    <w:lsdException w:name="Grid Table 2 Accent 4" w:uiPriority="47"/>
+    <w:lsdException w:name="Grid Table 3 Accent 4" w:uiPriority="48"/>
+    <w:lsdException w:name="Grid Table 4 Accent 4" w:uiPriority="49"/>
+    <w:lsdException w:name="Grid Table 5 Dark Accent 4" w:uiPriority="50"/>
+    <w:lsdException w:name="Grid Table 6 Colorful Accent 4" w:uiPriority="51"/>
+    <w:lsdException w:name="Grid Table 7 Colorful Accent 4" w:uiPriority="52"/>
+    <w:lsdException w:name="Grid Table 1 Light Accent 5" w:uiPriority="46"/>
+    <w:lsdException w:name="Grid Table 2 Accent 5" w:uiPriority="47"/>
+    <w:lsdException w:name="Grid Table 3 Accent 5" w:uiPriority="48"/>
+    <w:lsdException w:name="Grid Table 4 Accent 5" w:uiPriority="49"/>
+    <w:lsdException w:name="Grid Table 5 Dark Accent 5" w:uiPriority="50"/>
+    <w:lsdException w:name="Grid Table 6 Colorful Accent 5" w:uiPriority="51"/>
+    <w:lsdException w:name="Grid Table 7 Colorful Accent 5" w:uiPriority="52"/>
+    <w:lsdException w:name="Grid Table 1 Light Accent 6" w:uiPriority="46"/>
+    <w:lsdException w:name="Grid Table 2 Accent 6" w:uiPriority="47"/>
+    <w:lsdException w:name="Grid Table 3 Accent 6" w:uiPriority="48"/>
+    <w:lsdException w:name="Grid Table 4 Accent 6" w:uiPriority="49"/>
+    <w:lsdException w:name="Grid Table 5 Dark Accent 6" w:uiPriority="50"/>
+    <w:lsdException w:name="Grid Table 6 Colorful Accent 6" w:uiPriority="51"/>
+    <w:lsdException w:name="Grid Table 7 Colorful Accent 6" w:uiPriority="52"/>
+    <w:lsdException w:name="List Table 1 Light" w:uiPriority="46"/>
+    <w:lsdException w:name="List Table 2" w:uiPriority="47"/>
+    <w:lsdException w:name="List Table 3" w:uiPriority="48"/>
+    <w:lsdException w:name="List Table 4" w:uiPriority="49"/>
+    <w:lsdException w:name="List Table 5 Dark" w:uiPriority="50"/>
+    <w:lsdException w:name="List Table 6 Colorful" w:uiPriority="51"/>
+    <w:lsdException w:name="List Table 7 Colorful" w:uiPriority="52"/>
+    <w:lsdException w:name="List Table 1 Light Accent 1" w:uiPriority="46"/>
+    <w:lsdException w:name="List Table 2 Accent 1" w:uiPriority="47"/>
+    <w:lsdException w:name="List Table 3 Accent 1" w:uiPriority="48"/>
+    <w:lsdException w:name="List Table 4 Accent 1" w:uiPriority="49"/>
+    <w:lsdException w:name="List Table 5 Dark Accent 1" w:uiPriority="50"/>
+    <w:lsdException w:name="List Table 6 Colorful Accent 1" w:uiPriority="51"/>
+    <w:lsdException w:name="List Table 7 Colorful Accent 1" w:uiPriority="52"/>
+    <w:lsdException w:name="List Table 1 Light Accent 2" w:uiPriority="46"/>
+    <w:lsdException w:name="List Table 2 Accent 2" w:uiPriority="47"/>
+    <w:lsdException w:name="List Table 3 Accent 2" w:uiPriority="48"/>
+    <w:lsdException w:name="List Table 4 Accent 2" w:uiPriority="49"/>
+    <w:lsdException w:name="List Table 5 Dark Accent 2" w:uiPriority="50"/>
+    <w:lsdException w:name="List Table 6 Colorful Accent 2" w:uiPriority="51"/>
+    <w:lsdException w:name="List Table 7 Colorful Accent 2" w:uiPriority="52"/>
+    <w:lsdException w:name="List Table 1 Light Accent 3" w:uiPriority="46"/>
+    <w:lsdException w:name="List Table 2 Accent 3" w:uiPriority="47"/>
+    <w:lsdException w:name="List Table 3 Accent 3" w:uiPriority="48"/>
+    <w:lsdException w:name="List Table 4 Accent 3" w:uiPriority="49"/>
+    <w:lsdException w:name="List Table 5 Dark Accent 3" w:uiPriority="50"/>
+    <w:lsdException w:name="List Table 6 Colorful Accent 3" w:uiPriority="51"/>
+    <w:lsdException w:name="List Table 7 Colorful Accent 3" w:uiPriority="52"/>
+    <w:lsdException w:name="List Table 1 Light Accent 4" w:uiPriority="46"/>
+    <w:lsdException w:name="List Table 2 Accent 4" w:uiPriority="47"/>
+    <w:lsdException w:name="List Table 3 Accent 4" w:uiPriority="48"/>
+    <w:lsdException w:name="List Table 4 Accent 4" w:uiPriority="49"/>
+    <w:lsdException w:name="List Table 5 Dark Accent 4" w:uiPriority="50"/>
+    <w:lsdException w:name="List Table 6 Colorful Accent 4" w:uiPriority="51"/>
+    <w:lsdException w:name="List Table 7 Colorful Accent 4" w:uiPriority="52"/>
+    <w:lsdException w:name="List Table 1 Light Accent 5" w:uiPriority="46"/>
+    <w:lsdException w:name="List Table 2 Accent 5" w:uiPriority="47"/>
+    <w:lsdException w:name="List Table 3 Accent 5" w:uiPriority="48"/>
+    <w:lsdException w:name="List Table 4 Accent 5" w:uiPriority="49"/>
+    <w:lsdException w:name="List Table 5 Dark Accent 5" w:uiPriority="50"/>
+    <w:lsdException w:name="List Table 6 Colorful Accent 5" w:uiPriority="51"/>
+    <w:lsdException w:name="List Table 7 Colorful Accent 5" w:uiPriority="52"/>
+    <w:lsdException w:name="List Table 1 Light Accent 6" w:uiPriority="46"/>
+    <w:lsdException w:name="List Table 2 Accent 6" w:uiPriority="47"/>
+    <w:lsdException w:name="List Table 3 Accent 6" w:uiPriority="48"/>
+    <w:lsdException w:name="List Table 4 Accent 6" w:uiPriority="49"/>
+    <w:lsdException w:name="List Table 5 Dark Accent 6" w:uiPriority="50"/>
+    <w:lsdException w:name="List Table 6 Colorful Accent 6" w:uiPriority="51"/>
+    <w:lsdException w:name="List Table 7 Colorful Accent 6" w:uiPriority="52"/>
+    <w:lsdException w:name="Mention" w:semiHidden="1" w:unhideWhenUsed="1"/>
+    <w:lsdException w:name="Smart Hyperlink" w:semiHidden="1" w:unhideWhenUsed="1"/>
+    <w:lsdException w:name="Hashtag" w:semiHidden="1" w:unhideWhenUsed="1"/>
+    <w:lsdException w:name="Unresolved Mention" w:semiHidden="1" w:unhideWhenUsed="1"/>
+    <w:lsdException w:name="Smart Link" w:semiHidden="1" w:unhideWhenUsed="1"/>
   </w:latentStyles>
-  <w:style w:type="paragraph" w:default="1" w:styleId="1">
+  <w:style w:type="paragraph" w:default="1" w:styleId="Normal">
     <w:name w:val="Normal"/>
     <w:qFormat/>
-    <w:uiPriority w:val="0"/>
     <w:pPr>
       <w:spacing w:after="160" w:line="259" w:lineRule="auto"/>
     </w:pPr>
     <w:rPr>
-      <w:rFonts w:asciiTheme="minorHAnsi" w:hAnsiTheme="minorHAnsi" w:eastAsiaTheme="minorHAnsi" w:cstheme="minorBidi"/>
       <w:kern w:val="2"/>
       <w:sz w:val="22"/>
       <w:szCs w:val="22"/>
-      <w:lang w:val="ru-RU" w:eastAsia="en-US" w:bidi="ar-SA"/>
+      <w:lang w:eastAsia="en-US"/>
       <w14:ligatures w14:val="standardContextual"/>
     </w:rPr>
   </w:style>
-  <w:style w:type="paragraph" w:styleId="2">
+  <w:style w:type="paragraph" w:styleId="Heading1">
     <w:name w:val="heading 1"/>
-    <w:basedOn w:val="1"/>
-    <w:next w:val="1"/>
-    <w:link w:val="15"/>
+    <w:basedOn w:val="Normal"/>
+    <w:next w:val="Normal"/>
+    <w:link w:val="Heading1Char"/>
+    <w:uiPriority w:val="9"/>
     <w:qFormat/>
-    <w:uiPriority w:val="9"/>
     <w:pPr>
       <w:keepNext/>
       <w:keepLines/>
@@ -1374,21 +1894,21 @@
       <w:outlineLvl w:val="0"/>
     </w:pPr>
     <w:rPr>
-      <w:rFonts w:asciiTheme="majorHAnsi" w:hAnsiTheme="majorHAnsi" w:eastAsiaTheme="majorEastAsia" w:cstheme="majorBidi"/>
-      <w:color w:val="104862" w:themeColor="accent1" w:themeShade="BF"/>
+      <w:rFonts w:asciiTheme="majorHAnsi" w:eastAsiaTheme="majorEastAsia" w:hAnsiTheme="majorHAnsi" w:cstheme="majorBidi"/>
+      <w:color w:val="0F4761" w:themeColor="accent1" w:themeShade="BF"/>
       <w:sz w:val="40"/>
       <w:szCs w:val="40"/>
     </w:rPr>
   </w:style>
-  <w:style w:type="paragraph" w:styleId="3">
+  <w:style w:type="paragraph" w:styleId="Heading2">
     <w:name w:val="heading 2"/>
-    <w:basedOn w:val="1"/>
-    <w:next w:val="1"/>
-    <w:link w:val="16"/>
+    <w:basedOn w:val="Normal"/>
+    <w:next w:val="Normal"/>
+    <w:link w:val="Heading2Char"/>
+    <w:uiPriority w:val="9"/>
     <w:semiHidden/>
     <w:unhideWhenUsed/>
     <w:qFormat/>
-    <w:uiPriority w:val="9"/>
     <w:pPr>
       <w:keepNext/>
       <w:keepLines/>
@@ -1396,21 +1916,21 @@
       <w:outlineLvl w:val="1"/>
     </w:pPr>
     <w:rPr>
-      <w:rFonts w:asciiTheme="majorHAnsi" w:hAnsiTheme="majorHAnsi" w:eastAsiaTheme="majorEastAsia" w:cstheme="majorBidi"/>
-      <w:color w:val="104862" w:themeColor="accent1" w:themeShade="BF"/>
+      <w:rFonts w:asciiTheme="majorHAnsi" w:eastAsiaTheme="majorEastAsia" w:hAnsiTheme="majorHAnsi" w:cstheme="majorBidi"/>
+      <w:color w:val="0F4761" w:themeColor="accent1" w:themeShade="BF"/>
       <w:sz w:val="32"/>
       <w:szCs w:val="32"/>
     </w:rPr>
   </w:style>
-  <w:style w:type="paragraph" w:styleId="4">
+  <w:style w:type="paragraph" w:styleId="Heading3">
     <w:name w:val="heading 3"/>
-    <w:basedOn w:val="1"/>
-    <w:next w:val="1"/>
-    <w:link w:val="17"/>
+    <w:basedOn w:val="Normal"/>
+    <w:next w:val="Normal"/>
+    <w:link w:val="Heading3Char"/>
+    <w:uiPriority w:val="9"/>
     <w:semiHidden/>
     <w:unhideWhenUsed/>
     <w:qFormat/>
-    <w:uiPriority w:val="9"/>
     <w:pPr>
       <w:keepNext/>
       <w:keepLines/>
@@ -1419,20 +1939,20 @@
     </w:pPr>
     <w:rPr>
       <w:rFonts w:eastAsiaTheme="majorEastAsia" w:cstheme="majorBidi"/>
-      <w:color w:val="104862" w:themeColor="accent1" w:themeShade="BF"/>
+      <w:color w:val="0F4761" w:themeColor="accent1" w:themeShade="BF"/>
       <w:sz w:val="28"/>
       <w:szCs w:val="28"/>
     </w:rPr>
   </w:style>
-  <w:style w:type="paragraph" w:styleId="5">
+  <w:style w:type="paragraph" w:styleId="Heading4">
     <w:name w:val="heading 4"/>
-    <w:basedOn w:val="1"/>
-    <w:next w:val="1"/>
-    <w:link w:val="18"/>
+    <w:basedOn w:val="Normal"/>
+    <w:next w:val="Normal"/>
+    <w:link w:val="Heading4Char"/>
+    <w:uiPriority w:val="9"/>
     <w:semiHidden/>
     <w:unhideWhenUsed/>
     <w:qFormat/>
-    <w:uiPriority w:val="9"/>
     <w:pPr>
       <w:keepNext/>
       <w:keepLines/>
@@ -1443,18 +1963,18 @@
       <w:rFonts w:eastAsiaTheme="majorEastAsia" w:cstheme="majorBidi"/>
       <w:i/>
       <w:iCs/>
-      <w:color w:val="104862" w:themeColor="accent1" w:themeShade="BF"/>
-    </w:rPr>
-  </w:style>
-  <w:style w:type="paragraph" w:styleId="6">
+      <w:color w:val="0F4761" w:themeColor="accent1" w:themeShade="BF"/>
+    </w:rPr>
+  </w:style>
+  <w:style w:type="paragraph" w:styleId="Heading5">
     <w:name w:val="heading 5"/>
-    <w:basedOn w:val="1"/>
-    <w:next w:val="1"/>
-    <w:link w:val="19"/>
+    <w:basedOn w:val="Normal"/>
+    <w:next w:val="Normal"/>
+    <w:link w:val="Heading5Char"/>
+    <w:uiPriority w:val="9"/>
     <w:semiHidden/>
     <w:unhideWhenUsed/>
     <w:qFormat/>
-    <w:uiPriority w:val="9"/>
     <w:pPr>
       <w:keepNext/>
       <w:keepLines/>
@@ -1463,18 +1983,18 @@
     </w:pPr>
     <w:rPr>
       <w:rFonts w:eastAsiaTheme="majorEastAsia" w:cstheme="majorBidi"/>
-      <w:color w:val="104862" w:themeColor="accent1" w:themeShade="BF"/>
-    </w:rPr>
-  </w:style>
-  <w:style w:type="paragraph" w:styleId="7">
+      <w:color w:val="0F4761" w:themeColor="accent1" w:themeShade="BF"/>
+    </w:rPr>
+  </w:style>
+  <w:style w:type="paragraph" w:styleId="Heading6">
     <w:name w:val="heading 6"/>
-    <w:basedOn w:val="1"/>
-    <w:next w:val="1"/>
-    <w:link w:val="20"/>
+    <w:basedOn w:val="Normal"/>
+    <w:next w:val="Normal"/>
+    <w:link w:val="Heading6Char"/>
+    <w:uiPriority w:val="9"/>
     <w:semiHidden/>
     <w:unhideWhenUsed/>
     <w:qFormat/>
-    <w:uiPriority w:val="9"/>
     <w:pPr>
       <w:keepNext/>
       <w:keepLines/>
@@ -1486,25 +2006,17 @@
       <w:i/>
       <w:iCs/>
       <w:color w:val="595959" w:themeColor="text1" w:themeTint="A6"/>
-      <w14:textFill>
-        <w14:solidFill>
-          <w14:schemeClr w14:val="tx1">
-            <w14:lumMod w14:val="65000"/>
-            <w14:lumOff w14:val="35000"/>
-          </w14:schemeClr>
-        </w14:solidFill>
-      </w14:textFill>
-    </w:rPr>
-  </w:style>
-  <w:style w:type="paragraph" w:styleId="8">
+    </w:rPr>
+  </w:style>
+  <w:style w:type="paragraph" w:styleId="Heading7">
     <w:name w:val="heading 7"/>
-    <w:basedOn w:val="1"/>
-    <w:next w:val="1"/>
-    <w:link w:val="21"/>
+    <w:basedOn w:val="Normal"/>
+    <w:next w:val="Normal"/>
+    <w:link w:val="Heading7Char"/>
+    <w:uiPriority w:val="9"/>
     <w:semiHidden/>
     <w:unhideWhenUsed/>
     <w:qFormat/>
-    <w:uiPriority w:val="9"/>
     <w:pPr>
       <w:keepNext/>
       <w:keepLines/>
@@ -1514,25 +2026,17 @@
     <w:rPr>
       <w:rFonts w:eastAsiaTheme="majorEastAsia" w:cstheme="majorBidi"/>
       <w:color w:val="595959" w:themeColor="text1" w:themeTint="A6"/>
-      <w14:textFill>
-        <w14:solidFill>
-          <w14:schemeClr w14:val="tx1">
-            <w14:lumMod w14:val="65000"/>
-            <w14:lumOff w14:val="35000"/>
-          </w14:schemeClr>
-        </w14:solidFill>
-      </w14:textFill>
-    </w:rPr>
-  </w:style>
-  <w:style w:type="paragraph" w:styleId="9">
+    </w:rPr>
+  </w:style>
+  <w:style w:type="paragraph" w:styleId="Heading8">
     <w:name w:val="heading 8"/>
-    <w:basedOn w:val="1"/>
-    <w:next w:val="1"/>
-    <w:link w:val="22"/>
+    <w:basedOn w:val="Normal"/>
+    <w:next w:val="Normal"/>
+    <w:link w:val="Heading8Char"/>
+    <w:uiPriority w:val="9"/>
     <w:semiHidden/>
     <w:unhideWhenUsed/>
     <w:qFormat/>
-    <w:uiPriority w:val="9"/>
     <w:pPr>
       <w:keepNext/>
       <w:keepLines/>
@@ -1544,25 +2048,17 @@
       <w:i/>
       <w:iCs/>
       <w:color w:val="262626" w:themeColor="text1" w:themeTint="D9"/>
-      <w14:textFill>
-        <w14:solidFill>
-          <w14:schemeClr w14:val="tx1">
-            <w14:lumMod w14:val="85000"/>
-            <w14:lumOff w14:val="15000"/>
-          </w14:schemeClr>
-        </w14:solidFill>
-      </w14:textFill>
-    </w:rPr>
-  </w:style>
-  <w:style w:type="paragraph" w:styleId="10">
+    </w:rPr>
+  </w:style>
+  <w:style w:type="paragraph" w:styleId="Heading9">
     <w:name w:val="heading 9"/>
-    <w:basedOn w:val="1"/>
-    <w:next w:val="1"/>
-    <w:link w:val="23"/>
+    <w:basedOn w:val="Normal"/>
+    <w:next w:val="Normal"/>
+    <w:link w:val="Heading9Char"/>
+    <w:uiPriority w:val="9"/>
     <w:semiHidden/>
     <w:unhideWhenUsed/>
     <w:qFormat/>
-    <w:uiPriority w:val="9"/>
     <w:pPr>
       <w:keepNext/>
       <w:keepLines/>
@@ -1572,27 +2068,20 @@
     <w:rPr>
       <w:rFonts w:eastAsiaTheme="majorEastAsia" w:cstheme="majorBidi"/>
       <w:color w:val="262626" w:themeColor="text1" w:themeTint="D9"/>
-      <w14:textFill>
-        <w14:solidFill>
-          <w14:schemeClr w14:val="tx1">
-            <w14:lumMod w14:val="85000"/>
-            <w14:lumOff w14:val="15000"/>
-          </w14:schemeClr>
-        </w14:solidFill>
-      </w14:textFill>
-    </w:rPr>
-  </w:style>
-  <w:style w:type="character" w:default="1" w:styleId="11">
+    </w:rPr>
+  </w:style>
+  <w:style w:type="character" w:default="1" w:styleId="DefaultParagraphFont">
     <w:name w:val="Default Paragraph Font"/>
+    <w:uiPriority w:val="1"/>
     <w:unhideWhenUsed/>
-    <w:uiPriority w:val="1"/>
-  </w:style>
-  <w:style w:type="table" w:default="1" w:styleId="12">
+  </w:style>
+  <w:style w:type="table" w:default="1" w:styleId="TableNormal">
     <w:name w:val="Normal Table"/>
+    <w:uiPriority w:val="99"/>
     <w:semiHidden/>
     <w:unhideWhenUsed/>
-    <w:uiPriority w:val="99"/>
     <w:tblPr>
+      <w:tblInd w:w="0" w:type="dxa"/>
       <w:tblCellMar>
         <w:top w:w="0" w:type="dxa"/>
         <w:left w:w="108" w:type="dxa"/>
@@ -1601,207 +2090,173 @@
       </w:tblCellMar>
     </w:tblPr>
   </w:style>
-  <w:style w:type="paragraph" w:styleId="13">
+  <w:style w:type="numbering" w:default="1" w:styleId="NoList">
+    <w:name w:val="No List"/>
+    <w:uiPriority w:val="99"/>
+    <w:semiHidden/>
+    <w:unhideWhenUsed/>
+  </w:style>
+  <w:style w:type="paragraph" w:styleId="Title">
     <w:name w:val="Title"/>
-    <w:basedOn w:val="1"/>
-    <w:next w:val="1"/>
-    <w:link w:val="24"/>
+    <w:basedOn w:val="Normal"/>
+    <w:next w:val="Normal"/>
+    <w:link w:val="TitleChar"/>
+    <w:uiPriority w:val="10"/>
     <w:qFormat/>
-    <w:uiPriority w:val="10"/>
     <w:pPr>
       <w:spacing w:after="80" w:line="240" w:lineRule="auto"/>
       <w:contextualSpacing/>
     </w:pPr>
     <w:rPr>
-      <w:rFonts w:asciiTheme="majorHAnsi" w:hAnsiTheme="majorHAnsi" w:eastAsiaTheme="majorEastAsia" w:cstheme="majorBidi"/>
+      <w:rFonts w:asciiTheme="majorHAnsi" w:eastAsiaTheme="majorEastAsia" w:hAnsiTheme="majorHAnsi" w:cstheme="majorBidi"/>
       <w:spacing w:val="-10"/>
       <w:kern w:val="28"/>
       <w:sz w:val="56"/>
       <w:szCs w:val="56"/>
     </w:rPr>
   </w:style>
-  <w:style w:type="paragraph" w:styleId="14">
+  <w:style w:type="paragraph" w:styleId="Subtitle">
     <w:name w:val="Subtitle"/>
-    <w:basedOn w:val="1"/>
-    <w:next w:val="1"/>
-    <w:link w:val="25"/>
+    <w:basedOn w:val="Normal"/>
+    <w:next w:val="Normal"/>
+    <w:link w:val="SubtitleChar"/>
+    <w:uiPriority w:val="11"/>
     <w:qFormat/>
-    <w:uiPriority w:val="11"/>
     <w:rPr>
       <w:rFonts w:eastAsiaTheme="majorEastAsia" w:cstheme="majorBidi"/>
       <w:color w:val="595959" w:themeColor="text1" w:themeTint="A6"/>
       <w:spacing w:val="15"/>
       <w:sz w:val="28"/>
       <w:szCs w:val="28"/>
-      <w14:textFill>
-        <w14:solidFill>
-          <w14:schemeClr w14:val="tx1">
-            <w14:lumMod w14:val="65000"/>
-            <w14:lumOff w14:val="35000"/>
-          </w14:schemeClr>
-        </w14:solidFill>
-      </w14:textFill>
-    </w:rPr>
-  </w:style>
-  <w:style w:type="character" w:customStyle="1" w:styleId="15">
+    </w:rPr>
+  </w:style>
+  <w:style w:type="character" w:customStyle="1" w:styleId="Heading1Char">
     <w:name w:val="Heading 1 Char"/>
-    <w:basedOn w:val="11"/>
-    <w:link w:val="2"/>
+    <w:basedOn w:val="DefaultParagraphFont"/>
+    <w:link w:val="Heading1"/>
     <w:uiPriority w:val="9"/>
     <w:rPr>
-      <w:rFonts w:asciiTheme="majorHAnsi" w:hAnsiTheme="majorHAnsi" w:eastAsiaTheme="majorEastAsia" w:cstheme="majorBidi"/>
-      <w:color w:val="104862" w:themeColor="accent1" w:themeShade="BF"/>
+      <w:rFonts w:asciiTheme="majorHAnsi" w:eastAsiaTheme="majorEastAsia" w:hAnsiTheme="majorHAnsi" w:cstheme="majorBidi"/>
+      <w:color w:val="0F4761" w:themeColor="accent1" w:themeShade="BF"/>
       <w:sz w:val="40"/>
       <w:szCs w:val="40"/>
     </w:rPr>
   </w:style>
-  <w:style w:type="character" w:customStyle="1" w:styleId="16">
+  <w:style w:type="character" w:customStyle="1" w:styleId="Heading2Char">
     <w:name w:val="Heading 2 Char"/>
-    <w:basedOn w:val="11"/>
-    <w:link w:val="3"/>
+    <w:basedOn w:val="DefaultParagraphFont"/>
+    <w:link w:val="Heading2"/>
+    <w:uiPriority w:val="9"/>
     <w:semiHidden/>
-    <w:uiPriority w:val="9"/>
-    <w:rPr>
-      <w:rFonts w:asciiTheme="majorHAnsi" w:hAnsiTheme="majorHAnsi" w:eastAsiaTheme="majorEastAsia" w:cstheme="majorBidi"/>
-      <w:color w:val="104862" w:themeColor="accent1" w:themeShade="BF"/>
+    <w:rPr>
+      <w:rFonts w:asciiTheme="majorHAnsi" w:eastAsiaTheme="majorEastAsia" w:hAnsiTheme="majorHAnsi" w:cstheme="majorBidi"/>
+      <w:color w:val="0F4761" w:themeColor="accent1" w:themeShade="BF"/>
       <w:sz w:val="32"/>
       <w:szCs w:val="32"/>
     </w:rPr>
   </w:style>
-  <w:style w:type="character" w:customStyle="1" w:styleId="17">
+  <w:style w:type="character" w:customStyle="1" w:styleId="Heading3Char">
     <w:name w:val="Heading 3 Char"/>
-    <w:basedOn w:val="11"/>
-    <w:link w:val="4"/>
+    <w:basedOn w:val="DefaultParagraphFont"/>
+    <w:link w:val="Heading3"/>
+    <w:uiPriority w:val="9"/>
     <w:semiHidden/>
-    <w:uiPriority w:val="9"/>
     <w:rPr>
       <w:rFonts w:eastAsiaTheme="majorEastAsia" w:cstheme="majorBidi"/>
-      <w:color w:val="104862" w:themeColor="accent1" w:themeShade="BF"/>
+      <w:color w:val="0F4761" w:themeColor="accent1" w:themeShade="BF"/>
       <w:sz w:val="28"/>
       <w:szCs w:val="28"/>
     </w:rPr>
   </w:style>
-  <w:style w:type="character" w:customStyle="1" w:styleId="18">
+  <w:style w:type="character" w:customStyle="1" w:styleId="Heading4Char">
     <w:name w:val="Heading 4 Char"/>
-    <w:basedOn w:val="11"/>
-    <w:link w:val="5"/>
+    <w:basedOn w:val="DefaultParagraphFont"/>
+    <w:link w:val="Heading4"/>
+    <w:uiPriority w:val="9"/>
     <w:semiHidden/>
-    <w:uiPriority w:val="9"/>
     <w:rPr>
       <w:rFonts w:eastAsiaTheme="majorEastAsia" w:cstheme="majorBidi"/>
       <w:i/>
       <w:iCs/>
-      <w:color w:val="104862" w:themeColor="accent1" w:themeShade="BF"/>
-    </w:rPr>
-  </w:style>
-  <w:style w:type="character" w:customStyle="1" w:styleId="19">
+      <w:color w:val="0F4761" w:themeColor="accent1" w:themeShade="BF"/>
+    </w:rPr>
+  </w:style>
+  <w:style w:type="character" w:customStyle="1" w:styleId="Heading5Char">
     <w:name w:val="Heading 5 Char"/>
-    <w:basedOn w:val="11"/>
-    <w:link w:val="6"/>
+    <w:basedOn w:val="DefaultParagraphFont"/>
+    <w:link w:val="Heading5"/>
+    <w:uiPriority w:val="9"/>
     <w:semiHidden/>
+    <w:rPr>
+      <w:rFonts w:eastAsiaTheme="majorEastAsia" w:cstheme="majorBidi"/>
+      <w:color w:val="0F4761" w:themeColor="accent1" w:themeShade="BF"/>
+    </w:rPr>
+  </w:style>
+  <w:style w:type="character" w:customStyle="1" w:styleId="Heading6Char">
+    <w:name w:val="Heading 6 Char"/>
+    <w:basedOn w:val="DefaultParagraphFont"/>
+    <w:link w:val="Heading6"/>
     <w:uiPriority w:val="9"/>
-    <w:rPr>
-      <w:rFonts w:eastAsiaTheme="majorEastAsia" w:cstheme="majorBidi"/>
-      <w:color w:val="104862" w:themeColor="accent1" w:themeShade="BF"/>
-    </w:rPr>
-  </w:style>
-  <w:style w:type="character" w:customStyle="1" w:styleId="20">
-    <w:name w:val="Heading 6 Char"/>
-    <w:basedOn w:val="11"/>
-    <w:link w:val="7"/>
     <w:semiHidden/>
-    <w:uiPriority w:val="9"/>
     <w:rPr>
       <w:rFonts w:eastAsiaTheme="majorEastAsia" w:cstheme="majorBidi"/>
       <w:i/>
       <w:iCs/>
       <w:color w:val="595959" w:themeColor="text1" w:themeTint="A6"/>
-      <w14:textFill>
-        <w14:solidFill>
-          <w14:schemeClr w14:val="tx1">
-            <w14:lumMod w14:val="65000"/>
-            <w14:lumOff w14:val="35000"/>
-          </w14:schemeClr>
-        </w14:solidFill>
-      </w14:textFill>
-    </w:rPr>
-  </w:style>
-  <w:style w:type="character" w:customStyle="1" w:styleId="21">
+    </w:rPr>
+  </w:style>
+  <w:style w:type="character" w:customStyle="1" w:styleId="Heading7Char">
     <w:name w:val="Heading 7 Char"/>
-    <w:basedOn w:val="11"/>
-    <w:link w:val="8"/>
+    <w:basedOn w:val="DefaultParagraphFont"/>
+    <w:link w:val="Heading7"/>
+    <w:uiPriority w:val="9"/>
     <w:semiHidden/>
-    <w:uiPriority w:val="9"/>
     <w:rPr>
       <w:rFonts w:eastAsiaTheme="majorEastAsia" w:cstheme="majorBidi"/>
       <w:color w:val="595959" w:themeColor="text1" w:themeTint="A6"/>
-      <w14:textFill>
-        <w14:solidFill>
-          <w14:schemeClr w14:val="tx1">
-            <w14:lumMod w14:val="65000"/>
-            <w14:lumOff w14:val="35000"/>
-          </w14:schemeClr>
-        </w14:solidFill>
-      </w14:textFill>
-    </w:rPr>
-  </w:style>
-  <w:style w:type="character" w:customStyle="1" w:styleId="22">
+    </w:rPr>
+  </w:style>
+  <w:style w:type="character" w:customStyle="1" w:styleId="Heading8Char">
     <w:name w:val="Heading 8 Char"/>
-    <w:basedOn w:val="11"/>
-    <w:link w:val="9"/>
+    <w:basedOn w:val="DefaultParagraphFont"/>
+    <w:link w:val="Heading8"/>
+    <w:uiPriority w:val="9"/>
     <w:semiHidden/>
-    <w:uiPriority w:val="9"/>
     <w:rPr>
       <w:rFonts w:eastAsiaTheme="majorEastAsia" w:cstheme="majorBidi"/>
       <w:i/>
       <w:iCs/>
       <w:color w:val="262626" w:themeColor="text1" w:themeTint="D9"/>
-      <w14:textFill>
-        <w14:solidFill>
-          <w14:schemeClr w14:val="tx1">
-            <w14:lumMod w14:val="85000"/>
-            <w14:lumOff w14:val="15000"/>
-          </w14:schemeClr>
-        </w14:solidFill>
-      </w14:textFill>
-    </w:rPr>
-  </w:style>
-  <w:style w:type="character" w:customStyle="1" w:styleId="23">
+    </w:rPr>
+  </w:style>
+  <w:style w:type="character" w:customStyle="1" w:styleId="Heading9Char">
     <w:name w:val="Heading 9 Char"/>
-    <w:basedOn w:val="11"/>
-    <w:link w:val="10"/>
+    <w:basedOn w:val="DefaultParagraphFont"/>
+    <w:link w:val="Heading9"/>
+    <w:uiPriority w:val="9"/>
     <w:semiHidden/>
-    <w:uiPriority w:val="9"/>
     <w:rPr>
       <w:rFonts w:eastAsiaTheme="majorEastAsia" w:cstheme="majorBidi"/>
       <w:color w:val="262626" w:themeColor="text1" w:themeTint="D9"/>
-      <w14:textFill>
-        <w14:solidFill>
-          <w14:schemeClr w14:val="tx1">
-            <w14:lumMod w14:val="85000"/>
-            <w14:lumOff w14:val="15000"/>
-          </w14:schemeClr>
-        </w14:solidFill>
-      </w14:textFill>
-    </w:rPr>
-  </w:style>
-  <w:style w:type="character" w:customStyle="1" w:styleId="24">
+    </w:rPr>
+  </w:style>
+  <w:style w:type="character" w:customStyle="1" w:styleId="TitleChar">
     <w:name w:val="Title Char"/>
-    <w:basedOn w:val="11"/>
-    <w:link w:val="13"/>
+    <w:basedOn w:val="DefaultParagraphFont"/>
+    <w:link w:val="Title"/>
     <w:uiPriority w:val="10"/>
     <w:rPr>
-      <w:rFonts w:asciiTheme="majorHAnsi" w:hAnsiTheme="majorHAnsi" w:eastAsiaTheme="majorEastAsia" w:cstheme="majorBidi"/>
+      <w:rFonts w:asciiTheme="majorHAnsi" w:eastAsiaTheme="majorEastAsia" w:hAnsiTheme="majorHAnsi" w:cstheme="majorBidi"/>
       <w:spacing w:val="-10"/>
       <w:kern w:val="28"/>
       <w:sz w:val="56"/>
       <w:szCs w:val="56"/>
     </w:rPr>
   </w:style>
-  <w:style w:type="character" w:customStyle="1" w:styleId="25">
+  <w:style w:type="character" w:customStyle="1" w:styleId="SubtitleChar">
     <w:name w:val="Subtitle Char"/>
-    <w:basedOn w:val="11"/>
-    <w:link w:val="14"/>
+    <w:basedOn w:val="DefaultParagraphFont"/>
+    <w:link w:val="Subtitle"/>
     <w:uiPriority w:val="11"/>
     <w:rPr>
       <w:rFonts w:eastAsiaTheme="majorEastAsia" w:cstheme="majorBidi"/>
@@ -1809,23 +2264,15 @@
       <w:spacing w:val="15"/>
       <w:sz w:val="28"/>
       <w:szCs w:val="28"/>
-      <w14:textFill>
-        <w14:solidFill>
-          <w14:schemeClr w14:val="tx1">
-            <w14:lumMod w14:val="65000"/>
-            <w14:lumOff w14:val="35000"/>
-          </w14:schemeClr>
-        </w14:solidFill>
-      </w14:textFill>
-    </w:rPr>
-  </w:style>
-  <w:style w:type="paragraph" w:styleId="26">
+    </w:rPr>
+  </w:style>
+  <w:style w:type="paragraph" w:styleId="Quote">
     <w:name w:val="Quote"/>
-    <w:basedOn w:val="1"/>
-    <w:next w:val="1"/>
-    <w:link w:val="27"/>
+    <w:basedOn w:val="Normal"/>
+    <w:next w:val="Normal"/>
+    <w:link w:val="QuoteChar"/>
+    <w:uiPriority w:val="29"/>
     <w:qFormat/>
-    <w:uiPriority w:val="29"/>
     <w:pPr>
       <w:spacing w:before="160"/>
       <w:jc w:val="center"/>
@@ -1834,67 +2281,51 @@
       <w:i/>
       <w:iCs/>
       <w:color w:val="404040" w:themeColor="text1" w:themeTint="BF"/>
-      <w14:textFill>
-        <w14:solidFill>
-          <w14:schemeClr w14:val="tx1">
-            <w14:lumMod w14:val="75000"/>
-            <w14:lumOff w14:val="25000"/>
-          </w14:schemeClr>
-        </w14:solidFill>
-      </w14:textFill>
-    </w:rPr>
-  </w:style>
-  <w:style w:type="character" w:customStyle="1" w:styleId="27">
+    </w:rPr>
+  </w:style>
+  <w:style w:type="character" w:customStyle="1" w:styleId="QuoteChar">
     <w:name w:val="Quote Char"/>
-    <w:basedOn w:val="11"/>
-    <w:link w:val="26"/>
+    <w:basedOn w:val="DefaultParagraphFont"/>
+    <w:link w:val="Quote"/>
     <w:uiPriority w:val="29"/>
     <w:rPr>
       <w:i/>
       <w:iCs/>
       <w:color w:val="404040" w:themeColor="text1" w:themeTint="BF"/>
-      <w14:textFill>
-        <w14:solidFill>
-          <w14:schemeClr w14:val="tx1">
-            <w14:lumMod w14:val="75000"/>
-            <w14:lumOff w14:val="25000"/>
-          </w14:schemeClr>
-        </w14:solidFill>
-      </w14:textFill>
-    </w:rPr>
-  </w:style>
-  <w:style w:type="paragraph" w:styleId="28">
+    </w:rPr>
+  </w:style>
+  <w:style w:type="paragraph" w:styleId="ListParagraph">
     <w:name w:val="List Paragraph"/>
-    <w:basedOn w:val="1"/>
+    <w:basedOn w:val="Normal"/>
+    <w:uiPriority w:val="34"/>
     <w:qFormat/>
-    <w:uiPriority w:val="34"/>
     <w:pPr>
       <w:ind w:left="720"/>
       <w:contextualSpacing/>
     </w:pPr>
   </w:style>
-  <w:style w:type="character" w:customStyle="1" w:styleId="29">
-    <w:name w:val="Intense Emphasis"/>
-    <w:basedOn w:val="11"/>
+  <w:style w:type="character" w:customStyle="1" w:styleId="IntenseEmphasis1">
+    <w:name w:val="Intense Emphasis1"/>
+    <w:basedOn w:val="DefaultParagraphFont"/>
+    <w:uiPriority w:val="21"/>
     <w:qFormat/>
-    <w:uiPriority w:val="21"/>
     <w:rPr>
       <w:i/>
       <w:iCs/>
-      <w:color w:val="104862" w:themeColor="accent1" w:themeShade="BF"/>
-    </w:rPr>
-  </w:style>
-  <w:style w:type="paragraph" w:styleId="30">
+      <w:color w:val="0F4761" w:themeColor="accent1" w:themeShade="BF"/>
+    </w:rPr>
+  </w:style>
+  <w:style w:type="paragraph" w:styleId="IntenseQuote">
     <w:name w:val="Intense Quote"/>
-    <w:basedOn w:val="1"/>
-    <w:next w:val="1"/>
-    <w:link w:val="31"/>
+    <w:basedOn w:val="Normal"/>
+    <w:next w:val="Normal"/>
+    <w:link w:val="IntenseQuoteChar"/>
+    <w:uiPriority w:val="30"/>
     <w:qFormat/>
-    <w:uiPriority w:val="30"/>
     <w:pPr>
       <w:pBdr>
-        <w:top w:val="single" w:color="0F4761" w:themeColor="accent1" w:themeShade="BF" w:sz="4" w:space="10"/>
-        <w:bottom w:val="single" w:color="0F4761" w:themeColor="accent1" w:themeShade="BF" w:sz="4" w:space="10"/>
+        <w:top w:val="single" w:sz="4" w:space="10" w:color="0F4761" w:themeColor="accent1" w:themeShade="BF"/>
+        <w:bottom w:val="single" w:sz="4" w:space="10" w:color="0F4761" w:themeColor="accent1" w:themeShade="BF"/>
       </w:pBdr>
       <w:spacing w:before="360" w:after="360"/>
       <w:ind w:left="864" w:right="864"/>
@@ -1903,33 +2334,49 @@
     <w:rPr>
       <w:i/>
       <w:iCs/>
-      <w:color w:val="104862" w:themeColor="accent1" w:themeShade="BF"/>
-    </w:rPr>
-  </w:style>
-  <w:style w:type="character" w:customStyle="1" w:styleId="31">
+      <w:color w:val="0F4761" w:themeColor="accent1" w:themeShade="BF"/>
+    </w:rPr>
+  </w:style>
+  <w:style w:type="character" w:customStyle="1" w:styleId="IntenseQuoteChar">
     <w:name w:val="Intense Quote Char"/>
-    <w:basedOn w:val="11"/>
-    <w:link w:val="30"/>
+    <w:basedOn w:val="DefaultParagraphFont"/>
+    <w:link w:val="IntenseQuote"/>
+    <w:uiPriority w:val="30"/>
     <w:qFormat/>
-    <w:uiPriority w:val="30"/>
     <w:rPr>
       <w:i/>
       <w:iCs/>
-      <w:color w:val="104862" w:themeColor="accent1" w:themeShade="BF"/>
-    </w:rPr>
-  </w:style>
-  <w:style w:type="character" w:customStyle="1" w:styleId="32">
-    <w:name w:val="Intense Reference"/>
-    <w:basedOn w:val="11"/>
+      <w:color w:val="0F4761" w:themeColor="accent1" w:themeShade="BF"/>
+    </w:rPr>
+  </w:style>
+  <w:style w:type="character" w:customStyle="1" w:styleId="IntenseReference1">
+    <w:name w:val="Intense Reference1"/>
+    <w:basedOn w:val="DefaultParagraphFont"/>
+    <w:uiPriority w:val="32"/>
     <w:qFormat/>
-    <w:uiPriority w:val="32"/>
     <w:rPr>
       <w:b/>
       <w:bCs/>
       <w:smallCaps/>
-      <w:color w:val="104862" w:themeColor="accent1" w:themeShade="BF"/>
+      <w:color w:val="0F4761" w:themeColor="accent1" w:themeShade="BF"/>
       <w:spacing w:val="5"/>
     </w:rPr>
+  </w:style>
+  <w:style w:type="table" w:styleId="TableGrid">
+    <w:name w:val="Table Grid"/>
+    <w:basedOn w:val="TableNormal"/>
+    <w:uiPriority w:val="39"/>
+    <w:rsid w:val="001B078B"/>
+    <w:tblPr>
+      <w:tblBorders>
+        <w:top w:val="single" w:sz="4" w:space="0" w:color="auto"/>
+        <w:left w:val="single" w:sz="4" w:space="0" w:color="auto"/>
+        <w:bottom w:val="single" w:sz="4" w:space="0" w:color="auto"/>
+        <w:right w:val="single" w:sz="4" w:space="0" w:color="auto"/>
+        <w:insideH w:val="single" w:sz="4" w:space="0" w:color="auto"/>
+        <w:insideV w:val="single" w:sz="4" w:space="0" w:color="auto"/>
+      </w:tblBorders>
+    </w:tblPr>
   </w:style>
 </w:styles>
 </file>
@@ -2186,5 +2633,6 @@
     </a:fmtScheme>
   </a:themeElements>
   <a:objectDefaults/>
+  <a:extraClrSchemeLst/>
 </a:theme>
 </file>